--- a/Документы/заключение_рецензента_ДП_Кравцов_МВ.docx
+++ b/Документы/заключение_рецензента_ДП_Кравцов_МВ.docx
@@ -1,6 +1,6 @@
 
 <file path=word/document.xml><?xml version="1.0" encoding="utf-8"?>
-<w:document xmlns:wpc="http://schemas.microsoft.com/office/word/2010/wordprocessingCanvas" xmlns:mc="http://schemas.openxmlformats.org/markup-compatibility/2006" xmlns:o="urn:schemas-microsoft-com:office:office" xmlns:r="http://schemas.openxmlformats.org/officeDocument/2006/relationships" xmlns:m="http://schemas.openxmlformats.org/officeDocument/2006/math" xmlns:v="urn:schemas-microsoft-com:vml" xmlns:wp14="http://schemas.microsoft.com/office/word/2010/wordprocessingDrawing" xmlns:wp="http://schemas.openxmlformats.org/drawingml/2006/wordprocessingDrawing" xmlns:w10="urn:schemas-microsoft-com:office:word" xmlns:w="http://schemas.openxmlformats.org/wordprocessingml/2006/main" xmlns:w14="http://schemas.microsoft.com/office/word/2010/wordml" xmlns:wpg="http://schemas.microsoft.com/office/word/2010/wordprocessingGroup" xmlns:wpi="http://schemas.microsoft.com/office/word/2010/wordprocessingInk" xmlns:wne="http://schemas.microsoft.com/office/word/2006/wordml" xmlns:wps="http://schemas.microsoft.com/office/word/2010/wordprocessingShape" mc:Ignorable="w14 wp14">
+<w:document xmlns:wpc="http://schemas.microsoft.com/office/word/2010/wordprocessingCanvas" xmlns:cx="http://schemas.microsoft.com/office/drawing/2014/chartex" xmlns:cx1="http://schemas.microsoft.com/office/drawing/2015/9/8/chartex" xmlns:cx2="http://schemas.microsoft.com/office/drawing/2015/10/21/chartex" xmlns:cx3="http://schemas.microsoft.com/office/drawing/2016/5/9/chartex" xmlns:cx4="http://schemas.microsoft.com/office/drawing/2016/5/10/chartex" xmlns:cx5="http://schemas.microsoft.com/office/drawing/2016/5/11/chartex" xmlns:cx6="http://schemas.microsoft.com/office/drawing/2016/5/12/chartex" xmlns:cx7="http://schemas.microsoft.com/office/drawing/2016/5/13/chartex" xmlns:cx8="http://schemas.microsoft.com/office/drawing/2016/5/14/chartex" xmlns:mc="http://schemas.openxmlformats.org/markup-compatibility/2006" xmlns:aink="http://schemas.microsoft.com/office/drawing/2016/ink" xmlns:am3d="http://schemas.microsoft.com/office/drawing/2017/model3d" xmlns:o="urn:schemas-microsoft-com:office:office" xmlns:r="http://schemas.openxmlformats.org/officeDocument/2006/relationships" xmlns:m="http://schemas.openxmlformats.org/officeDocument/2006/math" xmlns:v="urn:schemas-microsoft-com:vml" xmlns:wp14="http://schemas.microsoft.com/office/word/2010/wordprocessingDrawing" xmlns:wp="http://schemas.openxmlformats.org/drawingml/2006/wordprocessingDrawing" xmlns:w10="urn:schemas-microsoft-com:office:word" xmlns:w="http://schemas.openxmlformats.org/wordprocessingml/2006/main" xmlns:w14="http://schemas.microsoft.com/office/word/2010/wordml" xmlns:w15="http://schemas.microsoft.com/office/word/2012/wordml" xmlns:w16cex="http://schemas.microsoft.com/office/word/2018/wordml/cex" xmlns:w16cid="http://schemas.microsoft.com/office/word/2016/wordml/cid" xmlns:w16="http://schemas.microsoft.com/office/word/2018/wordml" xmlns:w16sdtdh="http://schemas.microsoft.com/office/word/2020/wordml/sdtdatahash" xmlns:w16se="http://schemas.microsoft.com/office/word/2015/wordml/symex" xmlns:wpg="http://schemas.microsoft.com/office/word/2010/wordprocessingGroup" xmlns:wpi="http://schemas.microsoft.com/office/word/2010/wordprocessingInk" xmlns:wne="http://schemas.microsoft.com/office/word/2006/wordml" xmlns:wps="http://schemas.microsoft.com/office/word/2010/wordprocessingShape" mc:Ignorable="w14 w15 w16se w16cid w16 w16cex w16sdtdh wp14">
   <w:body>
     <w:p>
       <w:pPr>
@@ -25,7 +25,7 @@
           <w:szCs w:val="20"/>
         </w:rPr>
         <w:drawing>
-          <wp:anchor distT="0" distB="0" distL="114300" distR="114300" simplePos="0" relativeHeight="251660288" behindDoc="0" locked="0" layoutInCell="1" allowOverlap="1" wp14:anchorId="067A43C4" wp14:editId="1B8661E4">
+          <wp:anchor distT="0" distB="0" distL="114300" distR="114300" simplePos="0" relativeHeight="251660288" behindDoc="0" locked="0" layoutInCell="1" allowOverlap="1" wp14:anchorId="2364F0AF" wp14:editId="727237A6">
             <wp:simplePos x="0" y="0"/>
             <wp:positionH relativeFrom="column">
               <wp:posOffset>8255</wp:posOffset>
@@ -50,7 +50,7 @@
                     </pic:cNvPicPr>
                   </pic:nvPicPr>
                   <pic:blipFill>
-                    <a:blip r:embed="rId5" cstate="print"/>
+                    <a:blip r:embed="rId4" cstate="print"/>
                     <a:srcRect/>
                     <a:stretch>
                       <a:fillRect/>
@@ -247,8 +247,6 @@
           <w:szCs w:val="20"/>
         </w:rPr>
       </w:pPr>
-      <w:bookmarkStart w:id="0" w:name="_GoBack"/>
-      <w:bookmarkEnd w:id="0"/>
     </w:p>
     <w:p>
       <w:pPr>
@@ -268,78 +266,13 @@
           <w:szCs w:val="24"/>
           <w:lang w:val="ru-RU"/>
         </w:rPr>
-        <mc:AlternateContent>
-          <mc:Choice Requires="wps">
-            <w:drawing>
-              <wp:anchor distT="4294967294" distB="4294967294" distL="114300" distR="114300" simplePos="0" relativeHeight="251659264" behindDoc="0" locked="0" layoutInCell="1" allowOverlap="1">
-                <wp:simplePos x="0" y="0"/>
-                <wp:positionH relativeFrom="column">
-                  <wp:posOffset>3810</wp:posOffset>
-                </wp:positionH>
-                <wp:positionV relativeFrom="paragraph">
-                  <wp:posOffset>93344</wp:posOffset>
-                </wp:positionV>
-                <wp:extent cx="6264275" cy="0"/>
-                <wp:effectExtent l="0" t="0" r="22225" b="19050"/>
-                <wp:wrapNone/>
-                <wp:docPr id="1" name="Прямая со стрелкой 1"/>
-                <wp:cNvGraphicFramePr>
-                  <a:graphicFrameLocks xmlns:a="http://schemas.openxmlformats.org/drawingml/2006/main"/>
-                </wp:cNvGraphicFramePr>
-                <a:graphic xmlns:a="http://schemas.openxmlformats.org/drawingml/2006/main">
-                  <a:graphicData uri="http://schemas.microsoft.com/office/word/2010/wordprocessingShape">
-                    <wps:wsp>
-                      <wps:cNvCnPr>
-                        <a:cxnSpLocks noChangeShapeType="1"/>
-                      </wps:cNvCnPr>
-                      <wps:spPr bwMode="auto">
-                        <a:xfrm>
-                          <a:off x="0" y="0"/>
-                          <a:ext cx="6264275" cy="0"/>
-                        </a:xfrm>
-                        <a:prstGeom prst="straightConnector1">
-                          <a:avLst/>
-                        </a:prstGeom>
-                        <a:noFill/>
-                        <a:ln w="22225">
-                          <a:solidFill>
-                            <a:srgbClr val="000000"/>
-                          </a:solidFill>
-                          <a:round/>
-                          <a:headEnd/>
-                          <a:tailEnd/>
-                        </a:ln>
-                        <a:extLst>
-                          <a:ext uri="{909E8E84-426E-40DD-AFC4-6F175D3DCCD1}">
-                            <a14:hiddenFill xmlns:a14="http://schemas.microsoft.com/office/drawing/2010/main">
-                              <a:noFill/>
-                            </a14:hiddenFill>
-                          </a:ext>
-                        </a:extLst>
-                      </wps:spPr>
-                      <wps:bodyPr/>
-                    </wps:wsp>
-                  </a:graphicData>
-                </a:graphic>
-                <wp14:sizeRelH relativeFrom="page">
-                  <wp14:pctWidth>0</wp14:pctWidth>
-                </wp14:sizeRelH>
-                <wp14:sizeRelV relativeFrom="page">
-                  <wp14:pctHeight>0</wp14:pctHeight>
-                </wp14:sizeRelV>
-              </wp:anchor>
-            </w:drawing>
-          </mc:Choice>
-          <mc:Fallback>
-            <w:pict>
-              <v:shapetype id="_x0000_t32" coordsize="21600,21600" o:spt="32" o:oned="t" path="m,l21600,21600e" filled="f">
-                <v:path arrowok="t" fillok="f" o:connecttype="none"/>
-                <o:lock v:ext="edit" shapetype="t"/>
-              </v:shapetype>
-              <v:shape id="Прямая со стрелкой 1" o:spid="_x0000_s1026" type="#_x0000_t32" style="position:absolute;margin-left:.3pt;margin-top:7.35pt;width:493.25pt;height:0;z-index:251659264;visibility:visible;mso-wrap-style:square;mso-width-percent:0;mso-height-percent:0;mso-wrap-distance-left:9pt;mso-wrap-distance-top:-6e-5mm;mso-wrap-distance-right:9pt;mso-wrap-distance-bottom:-6e-5mm;mso-position-horizontal:absolute;mso-position-horizontal-relative:text;mso-position-vertical:absolute;mso-position-vertical-relative:text;mso-width-percent:0;mso-height-percent:0;mso-width-relative:page;mso-height-relative:page" o:gfxdata="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" strokeweight="1.75pt"/>
-            </w:pict>
-          </mc:Fallback>
-        </mc:AlternateContent>
+        <w:pict w14:anchorId="22CDBF7C">
+          <v:shapetype id="_x0000_t32" coordsize="21600,21600" o:spt="32" o:oned="t" path="m,l21600,21600e" filled="f">
+            <v:path arrowok="t" fillok="f" o:connecttype="none"/>
+            <o:lock v:ext="edit" shapetype="t"/>
+          </v:shapetype>
+          <v:shape id="Прямая со стрелкой 1" o:spid="_x0000_s1026" type="#_x0000_t32" style="position:absolute;left:0;text-align:left;margin-left:.3pt;margin-top:7.35pt;width:493.25pt;height:0;z-index:251659264;visibility:visible;mso-wrap-distance-top:-6e-5mm;mso-wrap-distance-bottom:-6e-5mm" o:gfxdata="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" strokeweight="1.75pt"/>
+        </w:pict>
       </w:r>
     </w:p>
     <w:p>
@@ -434,14 +367,6 @@
           <w:u w:val="single"/>
         </w:rPr>
         <w:tab/>
-      </w:r>
-      <w:r>
-        <w:rPr>
-          <w:rFonts w:ascii="Times New Roman" w:hAnsi="Times New Roman"/>
-          <w:b/>
-          <w:sz w:val="24"/>
-          <w:u w:val="single"/>
-        </w:rPr>
         <w:t>Кравцов Максим Валентинович</w:t>
       </w:r>
       <w:r>
@@ -595,27 +520,7 @@
           <w:u w:val="single"/>
           <w:lang w:val="ru-RU"/>
         </w:rPr>
-        <w:t xml:space="preserve">   № 3 «Системы управления, информатика и электроэнергетика»__________</w:t>
-      </w:r>
-      <w:r>
-        <w:rPr>
-          <w:b/>
-          <w:sz w:val="24"/>
-          <w:szCs w:val="24"/>
-          <w:u w:val="single"/>
-          <w:lang w:val="ru-RU"/>
-        </w:rPr>
-        <w:t xml:space="preserve">  </w:t>
-      </w:r>
-      <w:r>
-        <w:rPr>
-          <w:b/>
-          <w:sz w:val="24"/>
-          <w:szCs w:val="24"/>
-          <w:u w:val="single"/>
-          <w:lang w:val="ru-RU"/>
-        </w:rPr>
-        <w:t>___</w:t>
+        <w:t xml:space="preserve">   № 3 «Системы управления, информатика и электроэнергетика»__________  ___</w:t>
       </w:r>
     </w:p>
     <w:p>
@@ -1216,27 +1121,259 @@
           <w:szCs w:val="24"/>
           <w:u w:val="single"/>
         </w:rPr>
-        <w:t xml:space="preserve">Дипломная работа Кравцова М.В. выполнена на актуальную тему, посвящённую разработке стенда полунатурного моделирования системы управления движением квадрокоптера. Актуальность работы обусловлена необходимостью отработки и тестирования алгоритмов управления беспилотными летательными аппаратами в условиях, приближенных к </w:t>
-      </w:r>
-      <w:proofErr w:type="gramStart"/>
-      <w:r>
-        <w:rPr>
-          <w:rFonts w:ascii="Times New Roman" w:hAnsi="Times New Roman"/>
-          <w:sz w:val="24"/>
-          <w:szCs w:val="24"/>
-          <w:u w:val="single"/>
-        </w:rPr>
-        <w:t>реальным</w:t>
-      </w:r>
-      <w:proofErr w:type="gramEnd"/>
-      <w:r>
-        <w:rPr>
-          <w:rFonts w:ascii="Times New Roman" w:hAnsi="Times New Roman"/>
-          <w:sz w:val="24"/>
-          <w:szCs w:val="24"/>
-          <w:u w:val="single"/>
-        </w:rPr>
-        <w:t>, при ограниченных возможностях проведения натурных испытаний.</w:t>
+        <w:t>Дипломн</w:t>
+      </w:r>
+      <w:r>
+        <w:rPr>
+          <w:rFonts w:ascii="Times New Roman" w:hAnsi="Times New Roman"/>
+          <w:sz w:val="24"/>
+          <w:szCs w:val="24"/>
+          <w:u w:val="single"/>
+        </w:rPr>
+        <w:t>ый проект</w:t>
+      </w:r>
+      <w:r>
+        <w:rPr>
+          <w:rFonts w:ascii="Times New Roman" w:hAnsi="Times New Roman"/>
+          <w:sz w:val="24"/>
+          <w:szCs w:val="24"/>
+          <w:u w:val="single"/>
+        </w:rPr>
+        <w:t xml:space="preserve"> Кравцова М.В. </w:t>
+      </w:r>
+      <w:r>
+        <w:rPr>
+          <w:rFonts w:ascii="Times New Roman" w:hAnsi="Times New Roman"/>
+          <w:sz w:val="24"/>
+          <w:szCs w:val="24"/>
+          <w:u w:val="single"/>
+        </w:rPr>
+        <w:t>посвящен</w:t>
+      </w:r>
+      <w:r>
+        <w:rPr>
+          <w:rFonts w:ascii="Times New Roman" w:hAnsi="Times New Roman"/>
+          <w:sz w:val="24"/>
+          <w:szCs w:val="24"/>
+          <w:u w:val="single"/>
+        </w:rPr>
+        <w:t xml:space="preserve"> актуальн</w:t>
+      </w:r>
+      <w:r>
+        <w:rPr>
+          <w:rFonts w:ascii="Times New Roman" w:hAnsi="Times New Roman"/>
+          <w:sz w:val="24"/>
+          <w:szCs w:val="24"/>
+          <w:u w:val="single"/>
+        </w:rPr>
+        <w:t>ой</w:t>
+      </w:r>
+      <w:r>
+        <w:rPr>
+          <w:rFonts w:ascii="Times New Roman" w:hAnsi="Times New Roman"/>
+          <w:sz w:val="24"/>
+          <w:szCs w:val="24"/>
+          <w:u w:val="single"/>
+        </w:rPr>
+        <w:t xml:space="preserve"> тем</w:t>
+      </w:r>
+      <w:r>
+        <w:rPr>
+          <w:rFonts w:ascii="Times New Roman" w:hAnsi="Times New Roman"/>
+          <w:sz w:val="24"/>
+          <w:szCs w:val="24"/>
+          <w:u w:val="single"/>
+        </w:rPr>
+        <w:t>е</w:t>
+      </w:r>
+      <w:r>
+        <w:rPr>
+          <w:rFonts w:ascii="Times New Roman" w:hAnsi="Times New Roman"/>
+          <w:sz w:val="24"/>
+          <w:szCs w:val="24"/>
+          <w:u w:val="single"/>
+        </w:rPr>
+        <w:t xml:space="preserve">, </w:t>
+      </w:r>
+      <w:r>
+        <w:rPr>
+          <w:rFonts w:ascii="Times New Roman" w:hAnsi="Times New Roman"/>
+          <w:sz w:val="24"/>
+          <w:szCs w:val="24"/>
+          <w:u w:val="single"/>
+        </w:rPr>
+        <w:t>связанной с</w:t>
+      </w:r>
+      <w:r>
+        <w:rPr>
+          <w:rFonts w:ascii="Times New Roman" w:hAnsi="Times New Roman"/>
+          <w:sz w:val="24"/>
+          <w:szCs w:val="24"/>
+          <w:u w:val="single"/>
+        </w:rPr>
+        <w:t xml:space="preserve"> разработк</w:t>
+      </w:r>
+      <w:r>
+        <w:rPr>
+          <w:rFonts w:ascii="Times New Roman" w:hAnsi="Times New Roman"/>
+          <w:sz w:val="24"/>
+          <w:szCs w:val="24"/>
+          <w:u w:val="single"/>
+        </w:rPr>
+        <w:t>ой</w:t>
+      </w:r>
+      <w:r>
+        <w:rPr>
+          <w:rFonts w:ascii="Times New Roman" w:hAnsi="Times New Roman"/>
+          <w:sz w:val="24"/>
+          <w:szCs w:val="24"/>
+          <w:u w:val="single"/>
+        </w:rPr>
+        <w:t xml:space="preserve"> стенда полунатурного моделирования</w:t>
+      </w:r>
+      <w:r>
+        <w:rPr>
+          <w:rFonts w:ascii="Times New Roman" w:hAnsi="Times New Roman"/>
+          <w:sz w:val="24"/>
+          <w:szCs w:val="24"/>
+          <w:u w:val="single"/>
+        </w:rPr>
+        <w:t xml:space="preserve">, </w:t>
+      </w:r>
+      <w:r>
+        <w:rPr>
+          <w:rFonts w:ascii="Times New Roman" w:hAnsi="Times New Roman"/>
+          <w:sz w:val="24"/>
+          <w:szCs w:val="24"/>
+          <w:u w:val="single"/>
+        </w:rPr>
+        <w:t>предназначенного</w:t>
+      </w:r>
+      <w:r>
+        <w:rPr>
+          <w:rFonts w:ascii="Times New Roman" w:hAnsi="Times New Roman"/>
+          <w:sz w:val="24"/>
+          <w:szCs w:val="24"/>
+          <w:u w:val="single"/>
+        </w:rPr>
+        <w:t xml:space="preserve"> для</w:t>
+      </w:r>
+      <w:r>
+        <w:rPr>
+          <w:rFonts w:ascii="Times New Roman" w:hAnsi="Times New Roman"/>
+          <w:sz w:val="24"/>
+          <w:szCs w:val="24"/>
+          <w:u w:val="single"/>
+        </w:rPr>
+        <w:t xml:space="preserve"> </w:t>
+      </w:r>
+      <w:r>
+        <w:rPr>
+          <w:rFonts w:ascii="Times New Roman" w:hAnsi="Times New Roman"/>
+          <w:sz w:val="24"/>
+          <w:szCs w:val="24"/>
+          <w:u w:val="single"/>
+        </w:rPr>
+        <w:t>безопасного</w:t>
+      </w:r>
+      <w:r>
+        <w:rPr>
+          <w:rFonts w:ascii="Times New Roman" w:hAnsi="Times New Roman"/>
+          <w:sz w:val="24"/>
+          <w:szCs w:val="24"/>
+          <w:u w:val="single"/>
+        </w:rPr>
+        <w:t xml:space="preserve"> тестирования </w:t>
+      </w:r>
+      <w:r>
+        <w:rPr>
+          <w:rFonts w:ascii="Times New Roman" w:hAnsi="Times New Roman"/>
+          <w:sz w:val="24"/>
+          <w:szCs w:val="24"/>
+          <w:u w:val="single"/>
+        </w:rPr>
+        <w:t>систем</w:t>
+      </w:r>
+      <w:r>
+        <w:rPr>
+          <w:rFonts w:ascii="Times New Roman" w:hAnsi="Times New Roman"/>
+          <w:sz w:val="24"/>
+          <w:szCs w:val="24"/>
+          <w:u w:val="single"/>
+        </w:rPr>
+        <w:t xml:space="preserve"> управления беспилотными летательными аппаратами</w:t>
+      </w:r>
+      <w:r>
+        <w:rPr>
+          <w:rFonts w:ascii="Times New Roman" w:hAnsi="Times New Roman"/>
+          <w:sz w:val="24"/>
+          <w:szCs w:val="24"/>
+          <w:u w:val="single"/>
+        </w:rPr>
+        <w:t xml:space="preserve"> типа квадрокоптера</w:t>
+      </w:r>
+      <w:r>
+        <w:rPr>
+          <w:rFonts w:ascii="Times New Roman" w:hAnsi="Times New Roman"/>
+          <w:sz w:val="24"/>
+          <w:szCs w:val="24"/>
+          <w:u w:val="single"/>
+        </w:rPr>
+        <w:t xml:space="preserve"> в условиях, </w:t>
+      </w:r>
+      <w:r>
+        <w:rPr>
+          <w:rFonts w:ascii="Times New Roman" w:hAnsi="Times New Roman"/>
+          <w:sz w:val="24"/>
+          <w:szCs w:val="24"/>
+          <w:u w:val="single"/>
+        </w:rPr>
+        <w:t xml:space="preserve">максимально </w:t>
+      </w:r>
+      <w:r>
+        <w:rPr>
+          <w:rFonts w:ascii="Times New Roman" w:hAnsi="Times New Roman"/>
+          <w:sz w:val="24"/>
+          <w:szCs w:val="24"/>
+          <w:u w:val="single"/>
+        </w:rPr>
+        <w:t>приближенных к реальным, при ограниченных возможностях проведения натурных испытаний.</w:t>
+      </w:r>
+      <w:r>
+        <w:rPr>
+          <w:rFonts w:ascii="Times New Roman" w:hAnsi="Times New Roman"/>
+          <w:sz w:val="24"/>
+          <w:szCs w:val="24"/>
+          <w:u w:val="single"/>
+        </w:rPr>
+        <w:tab/>
+      </w:r>
+      <w:r>
+        <w:rPr>
+          <w:rFonts w:ascii="Times New Roman" w:hAnsi="Times New Roman"/>
+          <w:sz w:val="24"/>
+          <w:szCs w:val="24"/>
+          <w:u w:val="single"/>
+        </w:rPr>
+        <w:tab/>
+      </w:r>
+      <w:r>
+        <w:rPr>
+          <w:rFonts w:ascii="Times New Roman" w:hAnsi="Times New Roman"/>
+          <w:sz w:val="24"/>
+          <w:szCs w:val="24"/>
+          <w:u w:val="single"/>
+        </w:rPr>
+        <w:tab/>
+      </w:r>
+      <w:r>
+        <w:rPr>
+          <w:rFonts w:ascii="Times New Roman" w:hAnsi="Times New Roman"/>
+          <w:sz w:val="24"/>
+          <w:szCs w:val="24"/>
+          <w:u w:val="single"/>
+        </w:rPr>
+        <w:tab/>
       </w:r>
       <w:r>
         <w:rPr>
@@ -1293,133 +1430,590 @@
           <w:szCs w:val="24"/>
           <w:u w:val="single"/>
         </w:rPr>
-        <w:t>В соответствии с поставленной задачей разработан стенд полунатурного моделирования с использованием программной среды AirSim, обеспечивающий совместную работу реального аппаратного комплекса и виртуальной модели квадрокоптера. Реализованы алгоритмы управления движением и детекции препятствий, разработано программное обеспечение для проведения экспериментальных исследований. По результатам экспериментов сделаны обоснованные выводы о работоспособности и практической применимости разработанного стенда.</w:t>
-      </w:r>
-      <w:r>
-        <w:rPr>
-          <w:rFonts w:ascii="Times New Roman" w:hAnsi="Times New Roman"/>
-          <w:sz w:val="24"/>
-          <w:szCs w:val="24"/>
-          <w:u w:val="single"/>
-        </w:rPr>
-        <w:tab/>
-      </w:r>
-      <w:r>
-        <w:rPr>
-          <w:rFonts w:ascii="Times New Roman" w:hAnsi="Times New Roman"/>
-          <w:sz w:val="24"/>
-          <w:szCs w:val="24"/>
-          <w:u w:val="single"/>
-        </w:rPr>
-        <w:tab/>
-      </w:r>
-      <w:r>
-        <w:rPr>
-          <w:rFonts w:ascii="Times New Roman" w:hAnsi="Times New Roman"/>
-          <w:sz w:val="24"/>
-          <w:szCs w:val="24"/>
-          <w:u w:val="single"/>
-        </w:rPr>
-        <w:tab/>
-      </w:r>
-      <w:r>
-        <w:rPr>
-          <w:rFonts w:ascii="Times New Roman" w:hAnsi="Times New Roman"/>
-          <w:sz w:val="24"/>
-          <w:szCs w:val="24"/>
-          <w:u w:val="single"/>
-        </w:rPr>
-        <w:tab/>
-      </w:r>
-      <w:r>
-        <w:rPr>
-          <w:rFonts w:ascii="Times New Roman" w:hAnsi="Times New Roman"/>
-          <w:sz w:val="24"/>
-          <w:szCs w:val="24"/>
-          <w:u w:val="single"/>
-        </w:rPr>
-        <w:tab/>
-      </w:r>
-      <w:r>
-        <w:rPr>
-          <w:rFonts w:ascii="Times New Roman" w:hAnsi="Times New Roman"/>
-          <w:sz w:val="24"/>
-          <w:szCs w:val="24"/>
-          <w:u w:val="single"/>
-        </w:rPr>
-        <w:tab/>
-      </w:r>
-      <w:r>
-        <w:rPr>
-          <w:rFonts w:ascii="Times New Roman" w:hAnsi="Times New Roman"/>
-          <w:sz w:val="24"/>
-          <w:szCs w:val="24"/>
-          <w:u w:val="single"/>
-        </w:rPr>
-        <w:tab/>
-      </w:r>
-      <w:r>
-        <w:rPr>
-          <w:rFonts w:ascii="Times New Roman" w:hAnsi="Times New Roman"/>
-          <w:sz w:val="24"/>
-          <w:szCs w:val="24"/>
-          <w:u w:val="single"/>
-        </w:rPr>
-        <w:tab/>
-      </w:r>
-      <w:r>
-        <w:rPr>
-          <w:rFonts w:ascii="Times New Roman" w:hAnsi="Times New Roman"/>
-          <w:sz w:val="24"/>
-          <w:szCs w:val="24"/>
-          <w:u w:val="single"/>
-        </w:rPr>
-        <w:tab/>
-      </w:r>
-      <w:r>
-        <w:rPr>
-          <w:rFonts w:ascii="Times New Roman" w:hAnsi="Times New Roman"/>
-          <w:sz w:val="24"/>
-          <w:szCs w:val="24"/>
-          <w:u w:val="single"/>
-        </w:rPr>
-        <w:tab/>
-      </w:r>
-      <w:r>
-        <w:rPr>
-          <w:rFonts w:ascii="Times New Roman" w:hAnsi="Times New Roman"/>
-          <w:sz w:val="24"/>
-          <w:szCs w:val="24"/>
-          <w:u w:val="single"/>
-        </w:rPr>
-        <w:tab/>
-      </w:r>
-      <w:r>
-        <w:rPr>
-          <w:rFonts w:ascii="Times New Roman" w:hAnsi="Times New Roman"/>
-          <w:sz w:val="24"/>
-          <w:szCs w:val="24"/>
-          <w:u w:val="single"/>
-        </w:rPr>
-        <w:tab/>
-      </w:r>
-      <w:r>
-        <w:rPr>
-          <w:rFonts w:ascii="Times New Roman" w:hAnsi="Times New Roman"/>
-          <w:sz w:val="24"/>
-          <w:szCs w:val="24"/>
-          <w:u w:val="single"/>
-        </w:rPr>
-        <w:tab/>
-      </w:r>
-      <w:r>
-        <w:rPr>
-          <w:rFonts w:ascii="Times New Roman" w:hAnsi="Times New Roman"/>
-          <w:sz w:val="24"/>
-          <w:szCs w:val="24"/>
-          <w:u w:val="single"/>
-        </w:rPr>
-        <w:t>_</w:t>
+        <w:t>В соответствии с поставленной задачей</w:t>
+      </w:r>
+      <w:r>
+        <w:rPr>
+          <w:rFonts w:ascii="Times New Roman" w:hAnsi="Times New Roman"/>
+          <w:sz w:val="24"/>
+          <w:szCs w:val="24"/>
+          <w:u w:val="single"/>
+        </w:rPr>
+        <w:t xml:space="preserve"> в проекте</w:t>
+      </w:r>
+      <w:r>
+        <w:rPr>
+          <w:rFonts w:ascii="Times New Roman" w:hAnsi="Times New Roman"/>
+          <w:sz w:val="24"/>
+          <w:szCs w:val="24"/>
+          <w:u w:val="single"/>
+        </w:rPr>
+        <w:t xml:space="preserve"> разработан </w:t>
+      </w:r>
+      <w:r>
+        <w:rPr>
+          <w:rFonts w:ascii="Times New Roman" w:hAnsi="Times New Roman"/>
+          <w:sz w:val="24"/>
+          <w:szCs w:val="24"/>
+          <w:u w:val="single"/>
+        </w:rPr>
+        <w:t xml:space="preserve">испытательный </w:t>
+      </w:r>
+      <w:r>
+        <w:rPr>
+          <w:rFonts w:ascii="Times New Roman" w:hAnsi="Times New Roman"/>
+          <w:sz w:val="24"/>
+          <w:szCs w:val="24"/>
+          <w:u w:val="single"/>
+        </w:rPr>
+        <w:t xml:space="preserve">стенд </w:t>
+      </w:r>
+      <w:r>
+        <w:rPr>
+          <w:rFonts w:ascii="Times New Roman" w:hAnsi="Times New Roman"/>
+          <w:sz w:val="24"/>
+          <w:szCs w:val="24"/>
+          <w:u w:val="single"/>
+        </w:rPr>
+        <w:t xml:space="preserve">в </w:t>
+      </w:r>
+      <w:r>
+        <w:rPr>
+          <w:rFonts w:ascii="Times New Roman" w:hAnsi="Times New Roman"/>
+          <w:sz w:val="24"/>
+          <w:szCs w:val="24"/>
+          <w:u w:val="single"/>
+        </w:rPr>
+        <w:t>виде</w:t>
+      </w:r>
+      <w:r>
+        <w:rPr>
+          <w:rFonts w:ascii="Times New Roman" w:hAnsi="Times New Roman"/>
+          <w:sz w:val="24"/>
+          <w:szCs w:val="24"/>
+          <w:u w:val="single"/>
+        </w:rPr>
+        <w:t xml:space="preserve"> карданно</w:t>
+      </w:r>
+      <w:r>
+        <w:rPr>
+          <w:rFonts w:ascii="Times New Roman" w:hAnsi="Times New Roman"/>
+          <w:sz w:val="24"/>
+          <w:szCs w:val="24"/>
+          <w:u w:val="single"/>
+        </w:rPr>
+        <w:t>го</w:t>
+      </w:r>
+      <w:r>
+        <w:rPr>
+          <w:rFonts w:ascii="Times New Roman" w:hAnsi="Times New Roman"/>
+          <w:sz w:val="24"/>
+          <w:szCs w:val="24"/>
+          <w:u w:val="single"/>
+        </w:rPr>
+        <w:t xml:space="preserve"> подвес</w:t>
+      </w:r>
+      <w:r>
+        <w:rPr>
+          <w:rFonts w:ascii="Times New Roman" w:hAnsi="Times New Roman"/>
+          <w:sz w:val="24"/>
+          <w:szCs w:val="24"/>
+          <w:u w:val="single"/>
+        </w:rPr>
+        <w:t>а</w:t>
+      </w:r>
+      <w:r>
+        <w:rPr>
+          <w:rFonts w:ascii="Times New Roman" w:hAnsi="Times New Roman"/>
+          <w:sz w:val="24"/>
+          <w:szCs w:val="24"/>
+          <w:u w:val="single"/>
+        </w:rPr>
+        <w:t>, обеспечивающий</w:t>
+      </w:r>
+      <w:r>
+        <w:rPr>
+          <w:rFonts w:ascii="Times New Roman" w:hAnsi="Times New Roman"/>
+          <w:sz w:val="24"/>
+          <w:szCs w:val="24"/>
+          <w:u w:val="single"/>
+        </w:rPr>
+        <w:t xml:space="preserve"> отработк</w:t>
+      </w:r>
+      <w:r>
+        <w:rPr>
+          <w:rFonts w:ascii="Times New Roman" w:hAnsi="Times New Roman"/>
+          <w:sz w:val="24"/>
+          <w:szCs w:val="24"/>
+          <w:u w:val="single"/>
+        </w:rPr>
+        <w:t>у</w:t>
+      </w:r>
+      <w:r>
+        <w:rPr>
+          <w:rFonts w:ascii="Times New Roman" w:hAnsi="Times New Roman"/>
+          <w:sz w:val="24"/>
+          <w:szCs w:val="24"/>
+          <w:u w:val="single"/>
+        </w:rPr>
+        <w:t xml:space="preserve"> алгоритмов управления угловым движением жестко закрепленного на нем квадрокоптера. </w:t>
+      </w:r>
+      <w:r>
+        <w:rPr>
+          <w:rFonts w:ascii="Times New Roman" w:hAnsi="Times New Roman"/>
+          <w:sz w:val="24"/>
+          <w:szCs w:val="24"/>
+          <w:u w:val="single"/>
+        </w:rPr>
+        <w:t>Так же р</w:t>
+      </w:r>
+      <w:r>
+        <w:rPr>
+          <w:rFonts w:ascii="Times New Roman" w:hAnsi="Times New Roman"/>
+          <w:sz w:val="24"/>
+          <w:szCs w:val="24"/>
+          <w:u w:val="single"/>
+        </w:rPr>
+        <w:t>азработано программное обеспечение</w:t>
+      </w:r>
+      <w:r>
+        <w:rPr>
+          <w:rFonts w:ascii="Times New Roman" w:hAnsi="Times New Roman"/>
+          <w:sz w:val="24"/>
+          <w:szCs w:val="24"/>
+          <w:u w:val="single"/>
+        </w:rPr>
+        <w:t xml:space="preserve">, обеспечивающее </w:t>
+      </w:r>
+      <w:r>
+        <w:rPr>
+          <w:rFonts w:ascii="Times New Roman" w:hAnsi="Times New Roman"/>
+          <w:sz w:val="24"/>
+          <w:szCs w:val="24"/>
+          <w:u w:val="single"/>
+        </w:rPr>
+        <w:t>обмен данны</w:t>
+      </w:r>
+      <w:r>
+        <w:rPr>
+          <w:rFonts w:ascii="Times New Roman" w:hAnsi="Times New Roman"/>
+          <w:sz w:val="24"/>
+          <w:szCs w:val="24"/>
+          <w:u w:val="single"/>
+        </w:rPr>
+        <w:t>ми</w:t>
+      </w:r>
+      <w:r>
+        <w:rPr>
+          <w:rFonts w:ascii="Times New Roman" w:hAnsi="Times New Roman"/>
+          <w:sz w:val="24"/>
+          <w:szCs w:val="24"/>
+          <w:u w:val="single"/>
+        </w:rPr>
+        <w:t xml:space="preserve"> между квадрокоптером и персональным компьютер</w:t>
+      </w:r>
+      <w:r>
+        <w:rPr>
+          <w:rFonts w:ascii="Times New Roman" w:hAnsi="Times New Roman"/>
+          <w:sz w:val="24"/>
+          <w:szCs w:val="24"/>
+          <w:u w:val="single"/>
+        </w:rPr>
+        <w:t>ом</w:t>
+      </w:r>
+      <w:r>
+        <w:rPr>
+          <w:rFonts w:ascii="Times New Roman" w:hAnsi="Times New Roman"/>
+          <w:sz w:val="24"/>
+          <w:szCs w:val="24"/>
+          <w:u w:val="single"/>
+        </w:rPr>
+        <w:t xml:space="preserve">, на котором реализуется </w:t>
+      </w:r>
+      <w:r>
+        <w:rPr>
+          <w:rFonts w:ascii="Times New Roman" w:hAnsi="Times New Roman"/>
+          <w:sz w:val="24"/>
+          <w:szCs w:val="24"/>
+          <w:u w:val="single"/>
+        </w:rPr>
+        <w:t>математическо</w:t>
+      </w:r>
+      <w:r>
+        <w:rPr>
+          <w:rFonts w:ascii="Times New Roman" w:hAnsi="Times New Roman"/>
+          <w:sz w:val="24"/>
+          <w:szCs w:val="24"/>
+          <w:u w:val="single"/>
+        </w:rPr>
+        <w:t>е</w:t>
+      </w:r>
+      <w:r>
+        <w:rPr>
+          <w:rFonts w:ascii="Times New Roman" w:hAnsi="Times New Roman"/>
+          <w:sz w:val="24"/>
+          <w:szCs w:val="24"/>
+          <w:u w:val="single"/>
+        </w:rPr>
+        <w:t xml:space="preserve"> моделировани</w:t>
+      </w:r>
+      <w:r>
+        <w:rPr>
+          <w:rFonts w:ascii="Times New Roman" w:hAnsi="Times New Roman"/>
+          <w:sz w:val="24"/>
+          <w:szCs w:val="24"/>
+          <w:u w:val="single"/>
+        </w:rPr>
+        <w:t>е</w:t>
+      </w:r>
+      <w:r>
+        <w:rPr>
+          <w:rFonts w:ascii="Times New Roman" w:hAnsi="Times New Roman"/>
+          <w:sz w:val="24"/>
+          <w:szCs w:val="24"/>
+          <w:u w:val="single"/>
+        </w:rPr>
+        <w:t xml:space="preserve"> </w:t>
+      </w:r>
+      <w:r>
+        <w:rPr>
+          <w:rFonts w:ascii="Times New Roman" w:hAnsi="Times New Roman"/>
+          <w:sz w:val="24"/>
+          <w:szCs w:val="24"/>
+          <w:u w:val="single"/>
+        </w:rPr>
+        <w:t>продольного движения</w:t>
+      </w:r>
+      <w:r>
+        <w:rPr>
+          <w:rFonts w:ascii="Times New Roman" w:hAnsi="Times New Roman"/>
+          <w:sz w:val="24"/>
+          <w:szCs w:val="24"/>
+          <w:u w:val="single"/>
+        </w:rPr>
+        <w:t>, соответствующего реальному угловому движению квадрокоптера</w:t>
+      </w:r>
+      <w:r>
+        <w:rPr>
+          <w:rFonts w:ascii="Times New Roman" w:hAnsi="Times New Roman"/>
+          <w:sz w:val="24"/>
+          <w:szCs w:val="24"/>
+          <w:u w:val="single"/>
+        </w:rPr>
+        <w:t>.</w:t>
+      </w:r>
+      <w:r>
+        <w:rPr>
+          <w:rFonts w:ascii="Times New Roman" w:hAnsi="Times New Roman"/>
+          <w:sz w:val="24"/>
+          <w:szCs w:val="24"/>
+          <w:u w:val="single"/>
+        </w:rPr>
+        <w:t xml:space="preserve"> </w:t>
+      </w:r>
+      <w:r>
+        <w:rPr>
+          <w:rFonts w:ascii="Times New Roman" w:hAnsi="Times New Roman"/>
+          <w:sz w:val="24"/>
+          <w:szCs w:val="24"/>
+          <w:u w:val="single"/>
+        </w:rPr>
+        <w:t>Кроме того, создано</w:t>
+      </w:r>
+      <w:r>
+        <w:rPr>
+          <w:rFonts w:ascii="Times New Roman" w:hAnsi="Times New Roman"/>
+          <w:sz w:val="24"/>
+          <w:szCs w:val="24"/>
+          <w:u w:val="single"/>
+        </w:rPr>
+        <w:t xml:space="preserve"> программное обеспечение для визуализации полного движения квадрокоптера и </w:t>
+      </w:r>
+      <w:r>
+        <w:rPr>
+          <w:rFonts w:ascii="Times New Roman" w:hAnsi="Times New Roman"/>
+          <w:sz w:val="24"/>
+          <w:szCs w:val="24"/>
+          <w:u w:val="single"/>
+        </w:rPr>
+        <w:t>реализации алгоритмов обнаружения</w:t>
+      </w:r>
+      <w:r>
+        <w:rPr>
+          <w:rFonts w:ascii="Times New Roman" w:hAnsi="Times New Roman"/>
+          <w:sz w:val="24"/>
+          <w:szCs w:val="24"/>
+          <w:u w:val="single"/>
+        </w:rPr>
+        <w:t xml:space="preserve"> препятствий в программной среде </w:t>
+      </w:r>
+      <w:proofErr w:type="spellStart"/>
+      <w:r>
+        <w:rPr>
+          <w:rFonts w:ascii="Times New Roman" w:hAnsi="Times New Roman"/>
+          <w:sz w:val="24"/>
+          <w:szCs w:val="24"/>
+          <w:u w:val="single"/>
+          <w:lang w:val="en-US"/>
+        </w:rPr>
+        <w:t>Airsim</w:t>
+      </w:r>
+      <w:proofErr w:type="spellEnd"/>
+      <w:r>
+        <w:rPr>
+          <w:rFonts w:ascii="Times New Roman" w:hAnsi="Times New Roman"/>
+          <w:sz w:val="24"/>
+          <w:szCs w:val="24"/>
+          <w:u w:val="single"/>
+        </w:rPr>
+        <w:t>.</w:t>
+      </w:r>
+      <w:r>
+        <w:rPr>
+          <w:rFonts w:ascii="Times New Roman" w:hAnsi="Times New Roman"/>
+          <w:sz w:val="24"/>
+          <w:szCs w:val="24"/>
+          <w:u w:val="single"/>
+        </w:rPr>
+        <w:tab/>
+      </w:r>
+      <w:r>
+        <w:rPr>
+          <w:rFonts w:ascii="Times New Roman" w:hAnsi="Times New Roman"/>
+          <w:sz w:val="24"/>
+          <w:szCs w:val="24"/>
+          <w:u w:val="single"/>
+        </w:rPr>
+        <w:tab/>
+      </w:r>
+      <w:r>
+        <w:rPr>
+          <w:rFonts w:ascii="Times New Roman" w:hAnsi="Times New Roman"/>
+          <w:sz w:val="24"/>
+          <w:szCs w:val="24"/>
+          <w:u w:val="single"/>
+        </w:rPr>
+        <w:tab/>
+      </w:r>
+      <w:r>
+        <w:rPr>
+          <w:rFonts w:ascii="Times New Roman" w:hAnsi="Times New Roman"/>
+          <w:sz w:val="24"/>
+          <w:szCs w:val="24"/>
+          <w:u w:val="single"/>
+        </w:rPr>
+        <w:tab/>
+      </w:r>
+      <w:r>
+        <w:rPr>
+          <w:rFonts w:ascii="Times New Roman" w:hAnsi="Times New Roman"/>
+          <w:sz w:val="24"/>
+          <w:szCs w:val="24"/>
+          <w:u w:val="single"/>
+        </w:rPr>
+        <w:tab/>
+      </w:r>
+      <w:r>
+        <w:rPr>
+          <w:rFonts w:ascii="Times New Roman" w:hAnsi="Times New Roman"/>
+          <w:sz w:val="24"/>
+          <w:szCs w:val="24"/>
+          <w:u w:val="single"/>
+        </w:rPr>
+        <w:tab/>
+      </w:r>
+      <w:r>
+        <w:rPr>
+          <w:rFonts w:ascii="Times New Roman" w:hAnsi="Times New Roman"/>
+          <w:sz w:val="24"/>
+          <w:szCs w:val="24"/>
+          <w:u w:val="single"/>
+        </w:rPr>
+        <w:tab/>
+      </w:r>
+      <w:r>
+        <w:rPr>
+          <w:rFonts w:ascii="Times New Roman" w:hAnsi="Times New Roman"/>
+          <w:sz w:val="24"/>
+          <w:szCs w:val="24"/>
+          <w:u w:val="single"/>
+        </w:rPr>
+        <w:tab/>
+      </w:r>
+      <w:r>
+        <w:rPr>
+          <w:rFonts w:ascii="Times New Roman" w:hAnsi="Times New Roman"/>
+          <w:sz w:val="24"/>
+          <w:szCs w:val="24"/>
+          <w:u w:val="single"/>
+        </w:rPr>
+        <w:t xml:space="preserve"> </w:t>
+      </w:r>
+    </w:p>
+    <w:p>
+      <w:pPr>
+        <w:spacing w:after="0"/>
+        <w:ind w:right="-142"/>
+        <w:jc w:val="both"/>
+        <w:rPr>
+          <w:rFonts w:ascii="Times New Roman" w:hAnsi="Times New Roman"/>
+          <w:sz w:val="24"/>
+          <w:szCs w:val="24"/>
+          <w:u w:val="single"/>
+        </w:rPr>
+      </w:pPr>
+      <w:r>
+        <w:rPr>
+          <w:rFonts w:ascii="Times New Roman" w:hAnsi="Times New Roman"/>
+          <w:sz w:val="24"/>
+          <w:szCs w:val="24"/>
+          <w:u w:val="single"/>
+        </w:rPr>
+        <w:t>По результатам п</w:t>
+      </w:r>
+      <w:r>
+        <w:rPr>
+          <w:rFonts w:ascii="Times New Roman" w:hAnsi="Times New Roman"/>
+          <w:sz w:val="24"/>
+          <w:szCs w:val="24"/>
+          <w:u w:val="single"/>
+        </w:rPr>
+        <w:t>роведённы</w:t>
+      </w:r>
+      <w:r>
+        <w:rPr>
+          <w:rFonts w:ascii="Times New Roman" w:hAnsi="Times New Roman"/>
+          <w:sz w:val="24"/>
+          <w:szCs w:val="24"/>
+          <w:u w:val="single"/>
+        </w:rPr>
+        <w:t>х</w:t>
+      </w:r>
+      <w:r>
+        <w:rPr>
+          <w:rFonts w:ascii="Times New Roman" w:hAnsi="Times New Roman"/>
+          <w:sz w:val="24"/>
+          <w:szCs w:val="24"/>
+          <w:u w:val="single"/>
+        </w:rPr>
+        <w:t xml:space="preserve"> экспериментальны</w:t>
+      </w:r>
+      <w:r>
+        <w:rPr>
+          <w:rFonts w:ascii="Times New Roman" w:hAnsi="Times New Roman"/>
+          <w:sz w:val="24"/>
+          <w:szCs w:val="24"/>
+          <w:u w:val="single"/>
+        </w:rPr>
+        <w:t>х</w:t>
+      </w:r>
+      <w:r>
+        <w:rPr>
+          <w:rFonts w:ascii="Times New Roman" w:hAnsi="Times New Roman"/>
+          <w:sz w:val="24"/>
+          <w:szCs w:val="24"/>
+          <w:u w:val="single"/>
+        </w:rPr>
+        <w:t xml:space="preserve"> исследовани</w:t>
+      </w:r>
+      <w:r>
+        <w:rPr>
+          <w:rFonts w:ascii="Times New Roman" w:hAnsi="Times New Roman"/>
+          <w:sz w:val="24"/>
+          <w:szCs w:val="24"/>
+          <w:u w:val="single"/>
+        </w:rPr>
+        <w:t>й</w:t>
+      </w:r>
+      <w:r>
+        <w:rPr>
+          <w:rFonts w:ascii="Times New Roman" w:hAnsi="Times New Roman"/>
+          <w:sz w:val="24"/>
+          <w:szCs w:val="24"/>
+          <w:u w:val="single"/>
+        </w:rPr>
+        <w:t xml:space="preserve"> </w:t>
+      </w:r>
+      <w:r>
+        <w:rPr>
+          <w:rFonts w:ascii="Times New Roman" w:hAnsi="Times New Roman"/>
+          <w:sz w:val="24"/>
+          <w:szCs w:val="24"/>
+          <w:u w:val="single"/>
+        </w:rPr>
+        <w:t>сделаны обоснованные выводы о</w:t>
+      </w:r>
+      <w:r>
+        <w:rPr>
+          <w:rFonts w:ascii="Times New Roman" w:hAnsi="Times New Roman"/>
+          <w:sz w:val="24"/>
+          <w:szCs w:val="24"/>
+          <w:u w:val="single"/>
+        </w:rPr>
+        <w:t xml:space="preserve"> работоспособност</w:t>
+      </w:r>
+      <w:r>
+        <w:rPr>
+          <w:rFonts w:ascii="Times New Roman" w:hAnsi="Times New Roman"/>
+          <w:sz w:val="24"/>
+          <w:szCs w:val="24"/>
+          <w:u w:val="single"/>
+        </w:rPr>
+        <w:t>и</w:t>
+      </w:r>
+      <w:r>
+        <w:rPr>
+          <w:rFonts w:ascii="Times New Roman" w:hAnsi="Times New Roman"/>
+          <w:sz w:val="24"/>
+          <w:szCs w:val="24"/>
+          <w:u w:val="single"/>
+        </w:rPr>
+        <w:t xml:space="preserve"> разработанного стенда и возможност</w:t>
+      </w:r>
+      <w:r>
+        <w:rPr>
+          <w:rFonts w:ascii="Times New Roman" w:hAnsi="Times New Roman"/>
+          <w:sz w:val="24"/>
+          <w:szCs w:val="24"/>
+          <w:u w:val="single"/>
+        </w:rPr>
+        <w:t>и</w:t>
+      </w:r>
+      <w:r>
+        <w:rPr>
+          <w:rFonts w:ascii="Times New Roman" w:hAnsi="Times New Roman"/>
+          <w:sz w:val="24"/>
+          <w:szCs w:val="24"/>
+          <w:u w:val="single"/>
+        </w:rPr>
+        <w:t xml:space="preserve"> его практического применения</w:t>
+      </w:r>
+      <w:r>
+        <w:rPr>
+          <w:rFonts w:ascii="Times New Roman" w:hAnsi="Times New Roman"/>
+          <w:sz w:val="24"/>
+          <w:szCs w:val="24"/>
+          <w:u w:val="single"/>
+        </w:rPr>
+        <w:t>.</w:t>
+      </w:r>
+      <w:r>
+        <w:rPr>
+          <w:rFonts w:ascii="Times New Roman" w:hAnsi="Times New Roman"/>
+          <w:sz w:val="24"/>
+          <w:szCs w:val="24"/>
+          <w:u w:val="single"/>
+        </w:rPr>
+        <w:tab/>
+      </w:r>
+      <w:r>
+        <w:rPr>
+          <w:rFonts w:ascii="Times New Roman" w:hAnsi="Times New Roman"/>
+          <w:sz w:val="24"/>
+          <w:szCs w:val="24"/>
+          <w:u w:val="single"/>
+        </w:rPr>
+        <w:t xml:space="preserve"> </w:t>
       </w:r>
     </w:p>
     <w:p>
@@ -1441,24 +2035,131 @@
           <w:sz w:val="24"/>
           <w:szCs w:val="24"/>
         </w:rPr>
-        <w:t>Отмеченные недостатки:</w:t>
-      </w:r>
-      <w:r>
-        <w:rPr>
-          <w:rFonts w:ascii="Times New Roman" w:hAnsi="Times New Roman"/>
-          <w:sz w:val="24"/>
-          <w:szCs w:val="24"/>
-          <w:u w:val="single"/>
-        </w:rPr>
-        <w:tab/>
-      </w:r>
-      <w:r>
-        <w:rPr>
-          <w:rFonts w:ascii="Times New Roman" w:hAnsi="Times New Roman"/>
-          <w:sz w:val="24"/>
-          <w:u w:val="single"/>
-        </w:rPr>
-        <w:t>В дипломной работе основное внимание уделено разработке и экспериментальной проверке стенда полунатурного моделирования, в то время как вопросы математического описания динамики квадрокоптера и влияния внешних возмущений рассмотрены ограниченно.</w:t>
+        <w:t>Отмеченные недостатки</w:t>
+      </w:r>
+      <w:proofErr w:type="gramStart"/>
+      <w:r>
+        <w:rPr>
+          <w:rFonts w:ascii="Times New Roman" w:hAnsi="Times New Roman"/>
+          <w:b/>
+          <w:sz w:val="24"/>
+          <w:szCs w:val="24"/>
+        </w:rPr>
+        <w:t>:</w:t>
+      </w:r>
+      <w:r>
+        <w:rPr>
+          <w:rFonts w:ascii="Times New Roman" w:hAnsi="Times New Roman"/>
+          <w:sz w:val="24"/>
+          <w:szCs w:val="24"/>
+          <w:u w:val="single"/>
+        </w:rPr>
+        <w:t xml:space="preserve"> </w:t>
+      </w:r>
+      <w:r>
+        <w:rPr>
+          <w:rFonts w:ascii="Times New Roman" w:hAnsi="Times New Roman"/>
+          <w:sz w:val="24"/>
+          <w:u w:val="single"/>
+        </w:rPr>
+        <w:t xml:space="preserve">В </w:t>
+      </w:r>
+      <w:r>
+        <w:rPr>
+          <w:rFonts w:ascii="Times New Roman" w:hAnsi="Times New Roman"/>
+          <w:sz w:val="24"/>
+          <w:u w:val="single"/>
+        </w:rPr>
+        <w:t>рамках</w:t>
+      </w:r>
+      <w:proofErr w:type="gramEnd"/>
+      <w:r>
+        <w:rPr>
+          <w:rFonts w:ascii="Times New Roman" w:hAnsi="Times New Roman"/>
+          <w:sz w:val="24"/>
+          <w:u w:val="single"/>
+        </w:rPr>
+        <w:t xml:space="preserve"> выполненного </w:t>
+      </w:r>
+      <w:r>
+        <w:rPr>
+          <w:rFonts w:ascii="Times New Roman" w:hAnsi="Times New Roman"/>
+          <w:sz w:val="24"/>
+          <w:u w:val="single"/>
+        </w:rPr>
+        <w:t>проект</w:t>
+      </w:r>
+      <w:r>
+        <w:rPr>
+          <w:rFonts w:ascii="Times New Roman" w:hAnsi="Times New Roman"/>
+          <w:sz w:val="24"/>
+          <w:u w:val="single"/>
+        </w:rPr>
+        <w:t>а</w:t>
+      </w:r>
+      <w:r>
+        <w:rPr>
+          <w:rFonts w:ascii="Times New Roman" w:hAnsi="Times New Roman"/>
+          <w:sz w:val="24"/>
+          <w:u w:val="single"/>
+        </w:rPr>
+        <w:t xml:space="preserve"> не рассмотрен вопрос реализации</w:t>
+      </w:r>
+      <w:r>
+        <w:rPr>
+          <w:rFonts w:ascii="Times New Roman" w:hAnsi="Times New Roman"/>
+          <w:sz w:val="24"/>
+          <w:u w:val="single"/>
+        </w:rPr>
+        <w:t xml:space="preserve"> контур</w:t>
+      </w:r>
+      <w:r>
+        <w:rPr>
+          <w:rFonts w:ascii="Times New Roman" w:hAnsi="Times New Roman"/>
+          <w:sz w:val="24"/>
+          <w:u w:val="single"/>
+        </w:rPr>
+        <w:t>а</w:t>
+      </w:r>
+      <w:r>
+        <w:rPr>
+          <w:rFonts w:ascii="Times New Roman" w:hAnsi="Times New Roman"/>
+          <w:sz w:val="24"/>
+          <w:u w:val="single"/>
+        </w:rPr>
+        <w:t xml:space="preserve"> управления </w:t>
+      </w:r>
+      <w:r>
+        <w:rPr>
+          <w:rFonts w:ascii="Times New Roman" w:hAnsi="Times New Roman"/>
+          <w:sz w:val="24"/>
+          <w:u w:val="single"/>
+        </w:rPr>
+        <w:t xml:space="preserve">поступательным движением </w:t>
+      </w:r>
+      <w:r>
+        <w:rPr>
+          <w:rFonts w:ascii="Times New Roman" w:hAnsi="Times New Roman"/>
+          <w:sz w:val="24"/>
+          <w:u w:val="single"/>
+        </w:rPr>
+        <w:t>квадрокоптера</w:t>
+      </w:r>
+      <w:r>
+        <w:rPr>
+          <w:rFonts w:ascii="Times New Roman" w:hAnsi="Times New Roman"/>
+          <w:sz w:val="24"/>
+          <w:u w:val="single"/>
+        </w:rPr>
+        <w:t xml:space="preserve"> с использованием результатов детекции препятствий</w:t>
+      </w:r>
+      <w:r>
+        <w:rPr>
+          <w:rFonts w:ascii="Times New Roman" w:hAnsi="Times New Roman"/>
+          <w:sz w:val="24"/>
+          <w:u w:val="single"/>
+        </w:rPr>
+        <w:t>.</w:t>
       </w:r>
       <w:r>
         <w:rPr>
@@ -1614,7 +2315,31 @@
           <w:sz w:val="24"/>
           <w:u w:val="single"/>
         </w:rPr>
-        <w:t>Дипломная работа Кравцова М.В. выполнена в полном объёме в соответствии с установленным заданием.</w:t>
+        <w:t>Дипломн</w:t>
+      </w:r>
+      <w:r>
+        <w:rPr>
+          <w:rFonts w:ascii="Times New Roman" w:hAnsi="Times New Roman"/>
+          <w:sz w:val="24"/>
+          <w:u w:val="single"/>
+        </w:rPr>
+        <w:t>ый проект</w:t>
+      </w:r>
+      <w:r>
+        <w:rPr>
+          <w:rFonts w:ascii="Times New Roman" w:hAnsi="Times New Roman"/>
+          <w:sz w:val="24"/>
+          <w:u w:val="single"/>
+        </w:rPr>
+        <w:t xml:space="preserve"> Кравцова М.В. выполнен в полном объёме в соответствии с установленным заданием.</w:t>
+      </w:r>
+      <w:r>
+        <w:rPr>
+          <w:rFonts w:ascii="Times New Roman" w:hAnsi="Times New Roman"/>
+          <w:sz w:val="24"/>
+          <w:u w:val="single"/>
+        </w:rPr>
+        <w:t xml:space="preserve"> Считаю, что дипломный проект заслуживает высокой оценки,</w:t>
       </w:r>
       <w:r>
         <w:rPr>
@@ -1632,7 +2357,16 @@
           <w:szCs w:val="24"/>
           <w:u w:val="single"/>
         </w:rPr>
-        <w:t xml:space="preserve">Дипломант </w:t>
+        <w:t>а д</w:t>
+      </w:r>
+      <w:r>
+        <w:rPr>
+          <w:rFonts w:ascii="Times New Roman" w:hAnsi="Times New Roman"/>
+          <w:sz w:val="24"/>
+          <w:szCs w:val="24"/>
+          <w:u w:val="single"/>
+        </w:rPr>
+        <w:t xml:space="preserve">ипломант </w:t>
       </w:r>
       <w:r>
         <w:rPr>
@@ -1650,7 +2384,16 @@
           <w:szCs w:val="24"/>
           <w:u w:val="single"/>
         </w:rPr>
-        <w:t xml:space="preserve"> применил широкий спектр знаний, полученных в процессе обучения, и заслуживает присвоения квалификации «Инженер» по специальности 24.05.0</w:t>
+        <w:t xml:space="preserve"> – присуждения </w:t>
+      </w:r>
+      <w:r>
+        <w:rPr>
+          <w:rFonts w:ascii="Times New Roman" w:hAnsi="Times New Roman"/>
+          <w:sz w:val="24"/>
+          <w:szCs w:val="24"/>
+          <w:u w:val="single"/>
+        </w:rPr>
+        <w:t>квалификации «Инженер» по специальности 24.05.0</w:t>
       </w:r>
       <w:r>
         <w:rPr>
@@ -1716,15 +2459,42 @@
         </w:rPr>
         <w:tab/>
       </w:r>
-    </w:p>
-    <w:p>
-      <w:pPr>
-        <w:spacing w:after="0" w:line="240" w:lineRule="auto"/>
-        <w:rPr>
-          <w:rFonts w:ascii="Times New Roman" w:hAnsi="Times New Roman"/>
-          <w:sz w:val="24"/>
-        </w:rPr>
-      </w:pPr>
+      <w:r>
+        <w:rPr>
+          <w:rFonts w:ascii="Times New Roman" w:hAnsi="Times New Roman"/>
+          <w:sz w:val="24"/>
+          <w:szCs w:val="24"/>
+          <w:u w:val="single"/>
+        </w:rPr>
+        <w:tab/>
+      </w:r>
+      <w:r>
+        <w:rPr>
+          <w:rFonts w:ascii="Times New Roman" w:hAnsi="Times New Roman"/>
+          <w:sz w:val="24"/>
+          <w:szCs w:val="24"/>
+          <w:u w:val="single"/>
+        </w:rPr>
+        <w:tab/>
+      </w:r>
+      <w:r>
+        <w:rPr>
+          <w:rFonts w:ascii="Times New Roman" w:hAnsi="Times New Roman"/>
+          <w:sz w:val="24"/>
+          <w:szCs w:val="24"/>
+          <w:u w:val="single"/>
+        </w:rPr>
+        <w:tab/>
+      </w:r>
+      <w:r>
+        <w:rPr>
+          <w:rFonts w:ascii="Times New Roman" w:hAnsi="Times New Roman"/>
+          <w:sz w:val="24"/>
+          <w:szCs w:val="24"/>
+          <w:u w:val="single"/>
+        </w:rPr>
+        <w:tab/>
+      </w:r>
     </w:p>
     <w:p>
       <w:pPr>
@@ -1847,7 +2617,7 @@
 </file>
 
 <file path=word/styles.xml><?xml version="1.0" encoding="utf-8"?>
-<w:styles xmlns:mc="http://schemas.openxmlformats.org/markup-compatibility/2006" xmlns:r="http://schemas.openxmlformats.org/officeDocument/2006/relationships" xmlns:w="http://schemas.openxmlformats.org/wordprocessingml/2006/main" xmlns:w14="http://schemas.microsoft.com/office/word/2010/wordml" mc:Ignorable="w14">
+<w:styles xmlns:mc="http://schemas.openxmlformats.org/markup-compatibility/2006" xmlns:r="http://schemas.openxmlformats.org/officeDocument/2006/relationships" xmlns:w="http://schemas.openxmlformats.org/wordprocessingml/2006/main" xmlns:w14="http://schemas.microsoft.com/office/word/2010/wordml" xmlns:w15="http://schemas.microsoft.com/office/word/2012/wordml" xmlns:w16cex="http://schemas.microsoft.com/office/word/2018/wordml/cex" xmlns:w16cid="http://schemas.microsoft.com/office/word/2016/wordml/cid" xmlns:w16="http://schemas.microsoft.com/office/word/2018/wordml" xmlns:w16sdtdh="http://schemas.microsoft.com/office/word/2020/wordml/sdtdatahash" xmlns:w16se="http://schemas.microsoft.com/office/word/2015/wordml/symex" mc:Ignorable="w14 w15 w16se w16cid w16 w16cex w16sdtdh">
   <w:docDefaults>
     <w:rPrDefault>
       <w:rPr>
@@ -1863,438 +2633,383 @@
       </w:pPr>
     </w:pPrDefault>
   </w:docDefaults>
-  <w:latentStyles w:defLockedState="0" w:defUIPriority="99" w:defSemiHidden="1" w:defUnhideWhenUsed="1" w:defQFormat="0" w:count="267">
-    <w:lsdException w:name="Normal" w:semiHidden="0" w:uiPriority="0" w:unhideWhenUsed="0" w:qFormat="1"/>
-    <w:lsdException w:name="heading 1" w:semiHidden="0" w:uiPriority="9" w:unhideWhenUsed="0" w:qFormat="1"/>
-    <w:lsdException w:name="heading 2" w:uiPriority="9" w:qFormat="1"/>
-    <w:lsdException w:name="heading 3" w:uiPriority="9" w:qFormat="1"/>
-    <w:lsdException w:name="heading 4" w:uiPriority="9" w:qFormat="1"/>
-    <w:lsdException w:name="heading 5" w:uiPriority="9" w:qFormat="1"/>
-    <w:lsdException w:name="heading 6" w:uiPriority="9" w:qFormat="1"/>
-    <w:lsdException w:name="heading 7" w:uiPriority="9" w:qFormat="1"/>
-    <w:lsdException w:name="heading 8" w:uiPriority="9" w:qFormat="1"/>
-    <w:lsdException w:name="heading 9" w:uiPriority="9" w:qFormat="1"/>
-    <w:lsdException w:name="toc 1" w:uiPriority="39"/>
-    <w:lsdException w:name="toc 2" w:uiPriority="39"/>
-    <w:lsdException w:name="toc 3" w:uiPriority="39"/>
-    <w:lsdException w:name="toc 4" w:uiPriority="39"/>
-    <w:lsdException w:name="toc 5" w:uiPriority="39"/>
-    <w:lsdException w:name="toc 6" w:uiPriority="39"/>
-    <w:lsdException w:name="toc 7" w:uiPriority="39"/>
-    <w:lsdException w:name="toc 8" w:uiPriority="39"/>
-    <w:lsdException w:name="toc 9" w:uiPriority="39"/>
-    <w:lsdException w:name="caption" w:uiPriority="35" w:qFormat="1"/>
-    <w:lsdException w:name="Title" w:semiHidden="0" w:uiPriority="10" w:unhideWhenUsed="0" w:qFormat="1"/>
-    <w:lsdException w:name="Default Paragraph Font" w:uiPriority="1"/>
-    <w:lsdException w:name="Subtitle" w:semiHidden="0" w:uiPriority="11" w:unhideWhenUsed="0" w:qFormat="1"/>
-    <w:lsdException w:name="Strong" w:semiHidden="0" w:uiPriority="22" w:unhideWhenUsed="0" w:qFormat="1"/>
-    <w:lsdException w:name="Emphasis" w:semiHidden="0" w:uiPriority="20" w:unhideWhenUsed="0" w:qFormat="1"/>
-    <w:lsdException w:name="Table Grid" w:semiHidden="0" w:uiPriority="59" w:unhideWhenUsed="0"/>
-    <w:lsdException w:name="Placeholder Text" w:unhideWhenUsed="0"/>
-    <w:lsdException w:name="No Spacing" w:semiHidden="0" w:uiPriority="1" w:unhideWhenUsed="0" w:qFormat="1"/>
-    <w:lsdException w:name="Light Shading" w:semiHidden="0" w:uiPriority="60" w:unhideWhenUsed="0"/>
-    <w:lsdException w:name="Light List" w:semiHidden="0" w:uiPriority="61" w:unhideWhenUsed="0"/>
-    <w:lsdException w:name="Light Grid" w:semiHidden="0" w:uiPriority="62" w:unhideWhenUsed="0"/>
-    <w:lsdException w:name="Medium Shading 1" w:semiHidden="0" w:uiPriority="63" w:unhideWhenUsed="0"/>
-    <w:lsdException w:name="Medium Shading 2" w:semiHidden="0" w:uiPriority="64" w:unhideWhenUsed="0"/>
-    <w:lsdException w:name="Medium List 1" w:semiHidden="0" w:uiPriority="65" w:unhideWhenUsed="0"/>
-    <w:lsdException w:name="Medium List 2" w:semiHidden="0" w:uiPriority="66" w:unhideWhenUsed="0"/>
-    <w:lsdException w:name="Medium Grid 1" w:semiHidden="0" w:uiPriority="67" w:unhideWhenUsed="0"/>
-    <w:lsdException w:name="Medium Grid 2" w:semiHidden="0" w:uiPriority="68" w:unhideWhenUsed="0"/>
-    <w:lsdException w:name="Medium Grid 3" w:semiHidden="0" w:uiPriority="69" w:unhideWhenUsed="0"/>
-    <w:lsdException w:name="Dark List" w:semiHidden="0" w:uiPriority="70" w:unhideWhenUsed="0"/>
-    <w:lsdException w:name="Colorful Shading" w:semiHidden="0" w:uiPriority="71" w:unhideWhenUsed="0"/>
-    <w:lsdException w:name="Colorful List" w:semiHidden="0" w:uiPriority="72" w:unhideWhenUsed="0"/>
-    <w:lsdException w:name="Colorful Grid" w:semiHidden="0" w:uiPriority="73" w:unhideWhenUsed="0"/>
-    <w:lsdException w:name="Light Shading Accent 1" w:semiHidden="0" w:uiPriority="60" w:unhideWhenUsed="0"/>
-    <w:lsdException w:name="Light List Accent 1" w:semiHidden="0" w:uiPriority="61" w:unhideWhenUsed="0"/>
-    <w:lsdException w:name="Light Grid Accent 1" w:semiHidden="0" w:uiPriority="62" w:unhideWhenUsed="0"/>
-    <w:lsdException w:name="Medium Shading 1 Accent 1" w:semiHidden="0" w:uiPriority="63" w:unhideWhenUsed="0"/>
-    <w:lsdException w:name="Medium Shading 2 Accent 1" w:semiHidden="0" w:uiPriority="64" w:unhideWhenUsed="0"/>
-    <w:lsdException w:name="Medium List 1 Accent 1" w:semiHidden="0" w:uiPriority="65" w:unhideWhenUsed="0"/>
-    <w:lsdException w:name="Revision" w:unhideWhenUsed="0"/>
-    <w:lsdException w:name="List Paragraph" w:semiHidden="0" w:uiPriority="34" w:unhideWhenUsed="0" w:qFormat="1"/>
-    <w:lsdException w:name="Quote" w:semiHidden="0" w:uiPriority="29" w:unhideWhenUsed="0" w:qFormat="1"/>
-    <w:lsdException w:name="Intense Quote" w:semiHidden="0" w:uiPriority="30" w:unhideWhenUsed="0" w:qFormat="1"/>
-    <w:lsdException w:name="Medium List 2 Accent 1" w:semiHidden="0" w:uiPriority="66" w:unhideWhenUsed="0"/>
-    <w:lsdException w:name="Medium Grid 1 Accent 1" w:semiHidden="0" w:uiPriority="67" w:unhideWhenUsed="0"/>
-    <w:lsdException w:name="Medium Grid 2 Accent 1" w:semiHidden="0" w:uiPriority="68" w:unhideWhenUsed="0"/>
-    <w:lsdException w:name="Medium Grid 3 Accent 1" w:semiHidden="0" w:uiPriority="69" w:unhideWhenUsed="0"/>
-    <w:lsdException w:name="Dark List Accent 1" w:semiHidden="0" w:uiPriority="70" w:unhideWhenUsed="0"/>
-    <w:lsdException w:name="Colorful Shading Accent 1" w:semiHidden="0" w:uiPriority="71" w:unhideWhenUsed="0"/>
-    <w:lsdException w:name="Colorful List Accent 1" w:semiHidden="0" w:uiPriority="72" w:unhideWhenUsed="0"/>
-    <w:lsdException w:name="Colorful Grid Accent 1" w:semiHidden="0" w:uiPriority="73" w:unhideWhenUsed="0"/>
-    <w:lsdException w:name="Light Shading Accent 2" w:semiHidden="0" w:uiPriority="60" w:unhideWhenUsed="0"/>
-    <w:lsdException w:name="Light List Accent 2" w:semiHidden="0" w:uiPriority="61" w:unhideWhenUsed="0"/>
-    <w:lsdException w:name="Light Grid Accent 2" w:semiHidden="0" w:uiPriority="62" w:unhideWhenUsed="0"/>
-    <w:lsdException w:name="Medium Shading 1 Accent 2" w:semiHidden="0" w:uiPriority="63" w:unhideWhenUsed="0"/>
-    <w:lsdException w:name="Medium Shading 2 Accent 2" w:semiHidden="0" w:uiPriority="64" w:unhideWhenUsed="0"/>
-    <w:lsdException w:name="Medium List 1 Accent 2" w:semiHidden="0" w:uiPriority="65" w:unhideWhenUsed="0"/>
-    <w:lsdException w:name="Medium List 2 Accent 2" w:semiHidden="0" w:uiPriority="66" w:unhideWhenUsed="0"/>
-    <w:lsdException w:name="Medium Grid 1 Accent 2" w:semiHidden="0" w:uiPriority="67" w:unhideWhenUsed="0"/>
-    <w:lsdException w:name="Medium Grid 2 Accent 2" w:semiHidden="0" w:uiPriority="68" w:unhideWhenUsed="0"/>
-    <w:lsdException w:name="Medium Grid 3 Accent 2" w:semiHidden="0" w:uiPriority="69" w:unhideWhenUsed="0"/>
-    <w:lsdException w:name="Dark List Accent 2" w:semiHidden="0" w:uiPriority="70" w:unhideWhenUsed="0"/>
-    <w:lsdException w:name="Colorful Shading Accent 2" w:semiHidden="0" w:uiPriority="71" w:unhideWhenUsed="0"/>
-    <w:lsdException w:name="Colorful List Accent 2" w:semiHidden="0" w:uiPriority="72" w:unhideWhenUsed="0"/>
-    <w:lsdException w:name="Colorful Grid Accent 2" w:semiHidden="0" w:uiPriority="73" w:unhideWhenUsed="0"/>
-    <w:lsdException w:name="Light Shading Accent 3" w:semiHidden="0" w:uiPriority="60" w:unhideWhenUsed="0"/>
-    <w:lsdException w:name="Light List Accent 3" w:semiHidden="0" w:uiPriority="61" w:unhideWhenUsed="0"/>
-    <w:lsdException w:name="Light Grid Accent 3" w:semiHidden="0" w:uiPriority="62" w:unhideWhenUsed="0"/>
-    <w:lsdException w:name="Medium Shading 1 Accent 3" w:semiHidden="0" w:uiPriority="63" w:unhideWhenUsed="0"/>
-    <w:lsdException w:name="Medium Shading 2 Accent 3" w:semiHidden="0" w:uiPriority="64" w:unhideWhenUsed="0"/>
-    <w:lsdException w:name="Medium List 1 Accent 3" w:semiHidden="0" w:uiPriority="65" w:unhideWhenUsed="0"/>
-    <w:lsdException w:name="Medium List 2 Accent 3" w:semiHidden="0" w:uiPriority="66" w:unhideWhenUsed="0"/>
-    <w:lsdException w:name="Medium Grid 1 Accent 3" w:semiHidden="0" w:uiPriority="67" w:unhideWhenUsed="0"/>
-    <w:lsdException w:name="Medium Grid 2 Accent 3" w:semiHidden="0" w:uiPriority="68" w:unhideWhenUsed="0"/>
-    <w:lsdException w:name="Medium Grid 3 Accent 3" w:semiHidden="0" w:uiPriority="69" w:unhideWhenUsed="0"/>
-    <w:lsdException w:name="Dark List Accent 3" w:semiHidden="0" w:uiPriority="70" w:unhideWhenUsed="0"/>
-    <w:lsdException w:name="Colorful Shading Accent 3" w:semiHidden="0" w:uiPriority="71" w:unhideWhenUsed="0"/>
-    <w:lsdException w:name="Colorful List Accent 3" w:semiHidden="0" w:uiPriority="72" w:unhideWhenUsed="0"/>
-    <w:lsdException w:name="Colorful Grid Accent 3" w:semiHidden="0" w:uiPriority="73" w:unhideWhenUsed="0"/>
-    <w:lsdException w:name="Light Shading Accent 4" w:semiHidden="0" w:uiPriority="60" w:unhideWhenUsed="0"/>
-    <w:lsdException w:name="Light List Accent 4" w:semiHidden="0" w:uiPriority="61" w:unhideWhenUsed="0"/>
-    <w:lsdException w:name="Light Grid Accent 4" w:semiHidden="0" w:uiPriority="62" w:unhideWhenUsed="0"/>
-    <w:lsdException w:name="Medium Shading 1 Accent 4" w:semiHidden="0" w:uiPriority="63" w:unhideWhenUsed="0"/>
-    <w:lsdException w:name="Medium Shading 2 Accent 4" w:semiHidden="0" w:uiPriority="64" w:unhideWhenUsed="0"/>
-    <w:lsdException w:name="Medium List 1 Accent 4" w:semiHidden="0" w:uiPriority="65" w:unhideWhenUsed="0"/>
-    <w:lsdException w:name="Medium List 2 Accent 4" w:semiHidden="0" w:uiPriority="66" w:unhideWhenUsed="0"/>
-    <w:lsdException w:name="Medium Grid 1 Accent 4" w:semiHidden="0" w:uiPriority="67" w:unhideWhenUsed="0"/>
-    <w:lsdException w:name="Medium Grid 2 Accent 4" w:semiHidden="0" w:uiPriority="68" w:unhideWhenUsed="0"/>
-    <w:lsdException w:name="Medium Grid 3 Accent 4" w:semiHidden="0" w:uiPriority="69" w:unhideWhenUsed="0"/>
-    <w:lsdException w:name="Dark List Accent 4" w:semiHidden="0" w:uiPriority="70" w:unhideWhenUsed="0"/>
-    <w:lsdException w:name="Colorful Shading Accent 4" w:semiHidden="0" w:uiPriority="71" w:unhideWhenUsed="0"/>
-    <w:lsdException w:name="Colorful List Accent 4" w:semiHidden="0" w:uiPriority="72" w:unhideWhenUsed="0"/>
-    <w:lsdException w:name="Colorful Grid Accent 4" w:semiHidden="0" w:uiPriority="73" w:unhideWhenUsed="0"/>
-    <w:lsdException w:name="Light Shading Accent 5" w:semiHidden="0" w:uiPriority="60" w:unhideWhenUsed="0"/>
-    <w:lsdException w:name="Light List Accent 5" w:semiHidden="0" w:uiPriority="61" w:unhideWhenUsed="0"/>
-    <w:lsdException w:name="Light Grid Accent 5" w:semiHidden="0" w:uiPriority="62" w:unhideWhenUsed="0"/>
-    <w:lsdException w:name="Medium Shading 1 Accent 5" w:semiHidden="0" w:uiPriority="63" w:unhideWhenUsed="0"/>
-    <w:lsdException w:name="Medium Shading 2 Accent 5" w:semiHidden="0" w:uiPriority="64" w:unhideWhenUsed="0"/>
-    <w:lsdException w:name="Medium List 1 Accent 5" w:semiHidden="0" w:uiPriority="65" w:unhideWhenUsed="0"/>
-    <w:lsdException w:name="Medium List 2 Accent 5" w:semiHidden="0" w:uiPriority="66" w:unhideWhenUsed="0"/>
-    <w:lsdException w:name="Medium Grid 1 Accent 5" w:semiHidden="0" w:uiPriority="67" w:unhideWhenUsed="0"/>
-    <w:lsdException w:name="Medium Grid 2 Accent 5" w:semiHidden="0" w:uiPriority="68" w:unhideWhenUsed="0"/>
-    <w:lsdException w:name="Medium Grid 3 Accent 5" w:semiHidden="0" w:uiPriority="69" w:unhideWhenUsed="0"/>
-    <w:lsdException w:name="Dark List Accent 5" w:semiHidden="0" w:uiPriority="70" w:unhideWhenUsed="0"/>
-    <w:lsdException w:name="Colorful Shading Accent 5" w:semiHidden="0" w:uiPriority="71" w:unhideWhenUsed="0"/>
-    <w:lsdException w:name="Colorful List Accent 5" w:semiHidden="0" w:uiPriority="72" w:unhideWhenUsed="0"/>
-    <w:lsdException w:name="Colorful Grid Accent 5" w:semiHidden="0" w:uiPriority="73" w:unhideWhenUsed="0"/>
-    <w:lsdException w:name="Light Shading Accent 6" w:semiHidden="0" w:uiPriority="60" w:unhideWhenUsed="0"/>
-    <w:lsdException w:name="Light List Accent 6" w:semiHidden="0" w:uiPriority="61" w:unhideWhenUsed="0"/>
-    <w:lsdException w:name="Light Grid Accent 6" w:semiHidden="0" w:uiPriority="62" w:unhideWhenUsed="0"/>
-    <w:lsdException w:name="Medium Shading 1 Accent 6" w:semiHidden="0" w:uiPriority="63" w:unhideWhenUsed="0"/>
-    <w:lsdException w:name="Medium Shading 2 Accent 6" w:semiHidden="0" w:uiPriority="64" w:unhideWhenUsed="0"/>
-    <w:lsdException w:name="Medium List 1 Accent 6" w:semiHidden="0" w:uiPriority="65" w:unhideWhenUsed="0"/>
-    <w:lsdException w:name="Medium List 2 Accent 6" w:semiHidden="0" w:uiPriority="66" w:unhideWhenUsed="0"/>
-    <w:lsdException w:name="Medium Grid 1 Accent 6" w:semiHidden="0" w:uiPriority="67" w:unhideWhenUsed="0"/>
-    <w:lsdException w:name="Medium Grid 2 Accent 6" w:semiHidden="0" w:uiPriority="68" w:unhideWhenUsed="0"/>
-    <w:lsdException w:name="Medium Grid 3 Accent 6" w:semiHidden="0" w:uiPriority="69" w:unhideWhenUsed="0"/>
-    <w:lsdException w:name="Dark List Accent 6" w:semiHidden="0" w:uiPriority="70" w:unhideWhenUsed="0"/>
-    <w:lsdException w:name="Colorful Shading Accent 6" w:semiHidden="0" w:uiPriority="71" w:unhideWhenUsed="0"/>
-    <w:lsdException w:name="Colorful List Accent 6" w:semiHidden="0" w:uiPriority="72" w:unhideWhenUsed="0"/>
-    <w:lsdException w:name="Colorful Grid Accent 6" w:semiHidden="0" w:uiPriority="73" w:unhideWhenUsed="0"/>
-    <w:lsdException w:name="Subtle Emphasis" w:semiHidden="0" w:uiPriority="19" w:unhideWhenUsed="0" w:qFormat="1"/>
-    <w:lsdException w:name="Intense Emphasis" w:semiHidden="0" w:uiPriority="21" w:unhideWhenUsed="0" w:qFormat="1"/>
-    <w:lsdException w:name="Subtle Reference" w:semiHidden="0" w:uiPriority="31" w:unhideWhenUsed="0" w:qFormat="1"/>
-    <w:lsdException w:name="Intense Reference" w:semiHidden="0" w:uiPriority="32" w:unhideWhenUsed="0" w:qFormat="1"/>
-    <w:lsdException w:name="Book Title" w:semiHidden="0" w:uiPriority="33" w:unhideWhenUsed="0" w:qFormat="1"/>
-    <w:lsdException w:name="Bibliography" w:uiPriority="37"/>
-    <w:lsdException w:name="TOC Heading" w:uiPriority="39" w:qFormat="1"/>
-  </w:latentStyles>
-  <w:style w:type="paragraph" w:default="1" w:styleId="a">
-    <w:name w:val="Normal"/>
-    <w:qFormat/>
-    <w:rsid w:val="00565091"/>
-    <w:rPr>
-      <w:rFonts w:ascii="Calibri" w:eastAsia="Times New Roman" w:hAnsi="Calibri" w:cs="Times New Roman"/>
-      <w:lang w:eastAsia="ru-RU"/>
-    </w:rPr>
-  </w:style>
-  <w:style w:type="character" w:default="1" w:styleId="a0">
-    <w:name w:val="Default Paragraph Font"/>
-    <w:uiPriority w:val="1"/>
-    <w:semiHidden/>
-    <w:unhideWhenUsed/>
-  </w:style>
-  <w:style w:type="table" w:default="1" w:styleId="a1">
-    <w:name w:val="Normal Table"/>
-    <w:uiPriority w:val="99"/>
-    <w:semiHidden/>
-    <w:unhideWhenUsed/>
-    <w:tblPr>
-      <w:tblInd w:w="0" w:type="dxa"/>
-      <w:tblCellMar>
-        <w:top w:w="0" w:type="dxa"/>
-        <w:left w:w="108" w:type="dxa"/>
-        <w:bottom w:w="0" w:type="dxa"/>
-        <w:right w:w="108" w:type="dxa"/>
-      </w:tblCellMar>
-    </w:tblPr>
-  </w:style>
-  <w:style w:type="numbering" w:default="1" w:styleId="a2">
-    <w:name w:val="No List"/>
-    <w:uiPriority w:val="99"/>
-    <w:semiHidden/>
-    <w:unhideWhenUsed/>
-  </w:style>
-  <w:style w:type="character" w:customStyle="1" w:styleId="FontStyle35">
-    <w:name w:val="Font Style35"/>
-    <w:rsid w:val="00565091"/>
-    <w:rPr>
-      <w:rFonts w:ascii="Times New Roman" w:hAnsi="Times New Roman" w:cs="Times New Roman"/>
-      <w:b/>
-      <w:bCs/>
-      <w:sz w:val="16"/>
-      <w:szCs w:val="16"/>
-    </w:rPr>
-  </w:style>
-  <w:style w:type="paragraph" w:customStyle="1" w:styleId="Style2">
-    <w:name w:val="Style2"/>
-    <w:basedOn w:val="a"/>
-    <w:rsid w:val="00565091"/>
-    <w:pPr>
-      <w:widowControl w:val="0"/>
-      <w:autoSpaceDE w:val="0"/>
-      <w:autoSpaceDN w:val="0"/>
-      <w:adjustRightInd w:val="0"/>
-      <w:spacing w:after="0" w:line="238" w:lineRule="exact"/>
-      <w:ind w:hanging="197"/>
-    </w:pPr>
-    <w:rPr>
-      <w:rFonts w:ascii="Times New Roman" w:hAnsi="Times New Roman"/>
-      <w:sz w:val="24"/>
-      <w:szCs w:val="24"/>
-    </w:rPr>
-  </w:style>
-  <w:style w:type="paragraph" w:customStyle="1" w:styleId="Style3">
-    <w:name w:val="Style3"/>
-    <w:basedOn w:val="a"/>
-    <w:rsid w:val="00565091"/>
-    <w:pPr>
-      <w:widowControl w:val="0"/>
-      <w:autoSpaceDE w:val="0"/>
-      <w:autoSpaceDN w:val="0"/>
-      <w:adjustRightInd w:val="0"/>
-      <w:spacing w:after="0" w:line="222" w:lineRule="exact"/>
-      <w:ind w:firstLine="698"/>
-    </w:pPr>
-    <w:rPr>
-      <w:rFonts w:ascii="Times New Roman" w:hAnsi="Times New Roman"/>
-      <w:sz w:val="24"/>
-      <w:szCs w:val="24"/>
-    </w:rPr>
-  </w:style>
-  <w:style w:type="character" w:customStyle="1" w:styleId="FontStyle36">
-    <w:name w:val="Font Style36"/>
-    <w:rsid w:val="00565091"/>
-    <w:rPr>
-      <w:rFonts w:ascii="Times New Roman" w:hAnsi="Times New Roman" w:cs="Times New Roman"/>
-      <w:sz w:val="18"/>
-      <w:szCs w:val="18"/>
-    </w:rPr>
-  </w:style>
-  <w:style w:type="character" w:customStyle="1" w:styleId="FontStyle37">
-    <w:name w:val="Font Style37"/>
-    <w:rsid w:val="00565091"/>
-    <w:rPr>
-      <w:rFonts w:ascii="Times New Roman" w:hAnsi="Times New Roman" w:cs="Times New Roman"/>
-      <w:b/>
-      <w:bCs/>
-      <w:sz w:val="18"/>
-      <w:szCs w:val="18"/>
-    </w:rPr>
-  </w:style>
-  <w:style w:type="paragraph" w:customStyle="1" w:styleId="a3">
-    <w:name w:val="Нормальный"/>
-    <w:rsid w:val="00565091"/>
-    <w:pPr>
-      <w:autoSpaceDE w:val="0"/>
-      <w:autoSpaceDN w:val="0"/>
-      <w:spacing w:after="0" w:line="240" w:lineRule="auto"/>
-    </w:pPr>
-    <w:rPr>
-      <w:rFonts w:ascii="Times New Roman" w:eastAsia="Times New Roman" w:hAnsi="Times New Roman" w:cs="Times New Roman"/>
-      <w:sz w:val="20"/>
-      <w:szCs w:val="20"/>
-      <w:lang w:val="en-US" w:eastAsia="ru-RU"/>
-    </w:rPr>
-  </w:style>
-  <w:style w:type="paragraph" w:customStyle="1" w:styleId="sf0">
-    <w:name w:val="Ноsf0мальный"/>
-    <w:rsid w:val="00565091"/>
-    <w:pPr>
-      <w:overflowPunct w:val="0"/>
-      <w:autoSpaceDE w:val="0"/>
-      <w:autoSpaceDN w:val="0"/>
-      <w:adjustRightInd w:val="0"/>
-      <w:spacing w:after="0" w:line="240" w:lineRule="auto"/>
-    </w:pPr>
-    <w:rPr>
-      <w:rFonts w:ascii="Times New Roman" w:eastAsia="Times New Roman" w:hAnsi="Times New Roman" w:cs="Times New Roman"/>
-      <w:sz w:val="20"/>
-      <w:szCs w:val="20"/>
-      <w:lang w:val="en-US" w:eastAsia="ru-RU"/>
-    </w:rPr>
-  </w:style>
-</w:styles>
-</file>
-
-<file path=word/stylesWithEffects.xml><?xml version="1.0" encoding="utf-8"?>
-<w:styles xmlns:wpc="http://schemas.microsoft.com/office/word/2010/wordprocessingCanvas" xmlns:mc="http://schemas.openxmlformats.org/markup-compatibility/2006" xmlns:o="urn:schemas-microsoft-com:office:office" xmlns:r="http://schemas.openxmlformats.org/officeDocument/2006/relationships" xmlns:m="http://schemas.openxmlformats.org/officeDocument/2006/math" xmlns:v="urn:schemas-microsoft-com:vml" xmlns:wp14="http://schemas.microsoft.com/office/word/2010/wordprocessingDrawing" xmlns:wp="http://schemas.openxmlformats.org/drawingml/2006/wordprocessingDrawing" xmlns:w10="urn:schemas-microsoft-com:office:word" xmlns:w="http://schemas.openxmlformats.org/wordprocessingml/2006/main" xmlns:w14="http://schemas.microsoft.com/office/word/2010/wordml" xmlns:wpg="http://schemas.microsoft.com/office/word/2010/wordprocessingGroup" xmlns:wpi="http://schemas.microsoft.com/office/word/2010/wordprocessingInk" xmlns:wne="http://schemas.microsoft.com/office/word/2006/wordml" xmlns:wps="http://schemas.microsoft.com/office/word/2010/wordprocessingShape" mc:Ignorable="w14 wp14">
-  <w:docDefaults>
-    <w:rPrDefault>
-      <w:rPr>
-        <w:rFonts w:asciiTheme="minorHAnsi" w:eastAsiaTheme="minorHAnsi" w:hAnsiTheme="minorHAnsi" w:cstheme="minorBidi"/>
-        <w:sz w:val="22"/>
-        <w:szCs w:val="22"/>
-        <w:lang w:val="ru-RU" w:eastAsia="en-US" w:bidi="ar-SA"/>
-      </w:rPr>
-    </w:rPrDefault>
-    <w:pPrDefault>
-      <w:pPr>
-        <w:spacing w:after="200" w:line="276" w:lineRule="auto"/>
-      </w:pPr>
-    </w:pPrDefault>
-  </w:docDefaults>
-  <w:latentStyles w:defLockedState="0" w:defUIPriority="99" w:defSemiHidden="1" w:defUnhideWhenUsed="1" w:defQFormat="0" w:count="267">
-    <w:lsdException w:name="Normal" w:semiHidden="0" w:uiPriority="0" w:unhideWhenUsed="0" w:qFormat="1"/>
-    <w:lsdException w:name="heading 1" w:semiHidden="0" w:uiPriority="9" w:unhideWhenUsed="0" w:qFormat="1"/>
-    <w:lsdException w:name="heading 2" w:uiPriority="9" w:qFormat="1"/>
-    <w:lsdException w:name="heading 3" w:uiPriority="9" w:qFormat="1"/>
-    <w:lsdException w:name="heading 4" w:uiPriority="9" w:qFormat="1"/>
-    <w:lsdException w:name="heading 5" w:uiPriority="9" w:qFormat="1"/>
-    <w:lsdException w:name="heading 6" w:uiPriority="9" w:qFormat="1"/>
-    <w:lsdException w:name="heading 7" w:uiPriority="9" w:qFormat="1"/>
-    <w:lsdException w:name="heading 8" w:uiPriority="9" w:qFormat="1"/>
-    <w:lsdException w:name="heading 9" w:uiPriority="9" w:qFormat="1"/>
-    <w:lsdException w:name="toc 1" w:uiPriority="39"/>
-    <w:lsdException w:name="toc 2" w:uiPriority="39"/>
-    <w:lsdException w:name="toc 3" w:uiPriority="39"/>
-    <w:lsdException w:name="toc 4" w:uiPriority="39"/>
-    <w:lsdException w:name="toc 5" w:uiPriority="39"/>
-    <w:lsdException w:name="toc 6" w:uiPriority="39"/>
-    <w:lsdException w:name="toc 7" w:uiPriority="39"/>
-    <w:lsdException w:name="toc 8" w:uiPriority="39"/>
-    <w:lsdException w:name="toc 9" w:uiPriority="39"/>
-    <w:lsdException w:name="caption" w:uiPriority="35" w:qFormat="1"/>
-    <w:lsdException w:name="Title" w:semiHidden="0" w:uiPriority="10" w:unhideWhenUsed="0" w:qFormat="1"/>
-    <w:lsdException w:name="Default Paragraph Font" w:uiPriority="1"/>
-    <w:lsdException w:name="Subtitle" w:semiHidden="0" w:uiPriority="11" w:unhideWhenUsed="0" w:qFormat="1"/>
-    <w:lsdException w:name="Strong" w:semiHidden="0" w:uiPriority="22" w:unhideWhenUsed="0" w:qFormat="1"/>
-    <w:lsdException w:name="Emphasis" w:semiHidden="0" w:uiPriority="20" w:unhideWhenUsed="0" w:qFormat="1"/>
-    <w:lsdException w:name="Table Grid" w:semiHidden="0" w:uiPriority="59" w:unhideWhenUsed="0"/>
-    <w:lsdException w:name="Placeholder Text" w:unhideWhenUsed="0"/>
-    <w:lsdException w:name="No Spacing" w:semiHidden="0" w:uiPriority="1" w:unhideWhenUsed="0" w:qFormat="1"/>
-    <w:lsdException w:name="Light Shading" w:semiHidden="0" w:uiPriority="60" w:unhideWhenUsed="0"/>
-    <w:lsdException w:name="Light List" w:semiHidden="0" w:uiPriority="61" w:unhideWhenUsed="0"/>
-    <w:lsdException w:name="Light Grid" w:semiHidden="0" w:uiPriority="62" w:unhideWhenUsed="0"/>
-    <w:lsdException w:name="Medium Shading 1" w:semiHidden="0" w:uiPriority="63" w:unhideWhenUsed="0"/>
-    <w:lsdException w:name="Medium Shading 2" w:semiHidden="0" w:uiPriority="64" w:unhideWhenUsed="0"/>
-    <w:lsdException w:name="Medium List 1" w:semiHidden="0" w:uiPriority="65" w:unhideWhenUsed="0"/>
-    <w:lsdException w:name="Medium List 2" w:semiHidden="0" w:uiPriority="66" w:unhideWhenUsed="0"/>
-    <w:lsdException w:name="Medium Grid 1" w:semiHidden="0" w:uiPriority="67" w:unhideWhenUsed="0"/>
-    <w:lsdException w:name="Medium Grid 2" w:semiHidden="0" w:uiPriority="68" w:unhideWhenUsed="0"/>
-    <w:lsdException w:name="Medium Grid 3" w:semiHidden="0" w:uiPriority="69" w:unhideWhenUsed="0"/>
-    <w:lsdException w:name="Dark List" w:semiHidden="0" w:uiPriority="70" w:unhideWhenUsed="0"/>
-    <w:lsdException w:name="Colorful Shading" w:semiHidden="0" w:uiPriority="71" w:unhideWhenUsed="0"/>
-    <w:lsdException w:name="Colorful List" w:semiHidden="0" w:uiPriority="72" w:unhideWhenUsed="0"/>
-    <w:lsdException w:name="Colorful Grid" w:semiHidden="0" w:uiPriority="73" w:unhideWhenUsed="0"/>
-    <w:lsdException w:name="Light Shading Accent 1" w:semiHidden="0" w:uiPriority="60" w:unhideWhenUsed="0"/>
-    <w:lsdException w:name="Light List Accent 1" w:semiHidden="0" w:uiPriority="61" w:unhideWhenUsed="0"/>
-    <w:lsdException w:name="Light Grid Accent 1" w:semiHidden="0" w:uiPriority="62" w:unhideWhenUsed="0"/>
-    <w:lsdException w:name="Medium Shading 1 Accent 1" w:semiHidden="0" w:uiPriority="63" w:unhideWhenUsed="0"/>
-    <w:lsdException w:name="Medium Shading 2 Accent 1" w:semiHidden="0" w:uiPriority="64" w:unhideWhenUsed="0"/>
-    <w:lsdException w:name="Medium List 1 Accent 1" w:semiHidden="0" w:uiPriority="65" w:unhideWhenUsed="0"/>
-    <w:lsdException w:name="Revision" w:unhideWhenUsed="0"/>
-    <w:lsdException w:name="List Paragraph" w:semiHidden="0" w:uiPriority="34" w:unhideWhenUsed="0" w:qFormat="1"/>
-    <w:lsdException w:name="Quote" w:semiHidden="0" w:uiPriority="29" w:unhideWhenUsed="0" w:qFormat="1"/>
-    <w:lsdException w:name="Intense Quote" w:semiHidden="0" w:uiPriority="30" w:unhideWhenUsed="0" w:qFormat="1"/>
-    <w:lsdException w:name="Medium List 2 Accent 1" w:semiHidden="0" w:uiPriority="66" w:unhideWhenUsed="0"/>
-    <w:lsdException w:name="Medium Grid 1 Accent 1" w:semiHidden="0" w:uiPriority="67" w:unhideWhenUsed="0"/>
-    <w:lsdException w:name="Medium Grid 2 Accent 1" w:semiHidden="0" w:uiPriority="68" w:unhideWhenUsed="0"/>
-    <w:lsdException w:name="Medium Grid 3 Accent 1" w:semiHidden="0" w:uiPriority="69" w:unhideWhenUsed="0"/>
-    <w:lsdException w:name="Dark List Accent 1" w:semiHidden="0" w:uiPriority="70" w:unhideWhenUsed="0"/>
-    <w:lsdException w:name="Colorful Shading Accent 1" w:semiHidden="0" w:uiPriority="71" w:unhideWhenUsed="0"/>
-    <w:lsdException w:name="Colorful List Accent 1" w:semiHidden="0" w:uiPriority="72" w:unhideWhenUsed="0"/>
-    <w:lsdException w:name="Colorful Grid Accent 1" w:semiHidden="0" w:uiPriority="73" w:unhideWhenUsed="0"/>
-    <w:lsdException w:name="Light Shading Accent 2" w:semiHidden="0" w:uiPriority="60" w:unhideWhenUsed="0"/>
-    <w:lsdException w:name="Light List Accent 2" w:semiHidden="0" w:uiPriority="61" w:unhideWhenUsed="0"/>
-    <w:lsdException w:name="Light Grid Accent 2" w:semiHidden="0" w:uiPriority="62" w:unhideWhenUsed="0"/>
-    <w:lsdException w:name="Medium Shading 1 Accent 2" w:semiHidden="0" w:uiPriority="63" w:unhideWhenUsed="0"/>
-    <w:lsdException w:name="Medium Shading 2 Accent 2" w:semiHidden="0" w:uiPriority="64" w:unhideWhenUsed="0"/>
-    <w:lsdException w:name="Medium List 1 Accent 2" w:semiHidden="0" w:uiPriority="65" w:unhideWhenUsed="0"/>
-    <w:lsdException w:name="Medium List 2 Accent 2" w:semiHidden="0" w:uiPriority="66" w:unhideWhenUsed="0"/>
-    <w:lsdException w:name="Medium Grid 1 Accent 2" w:semiHidden="0" w:uiPriority="67" w:unhideWhenUsed="0"/>
-    <w:lsdException w:name="Medium Grid 2 Accent 2" w:semiHidden="0" w:uiPriority="68" w:unhideWhenUsed="0"/>
-    <w:lsdException w:name="Medium Grid 3 Accent 2" w:semiHidden="0" w:uiPriority="69" w:unhideWhenUsed="0"/>
-    <w:lsdException w:name="Dark List Accent 2" w:semiHidden="0" w:uiPriority="70" w:unhideWhenUsed="0"/>
-    <w:lsdException w:name="Colorful Shading Accent 2" w:semiHidden="0" w:uiPriority="71" w:unhideWhenUsed="0"/>
-    <w:lsdException w:name="Colorful List Accent 2" w:semiHidden="0" w:uiPriority="72" w:unhideWhenUsed="0"/>
-    <w:lsdException w:name="Colorful Grid Accent 2" w:semiHidden="0" w:uiPriority="73" w:unhideWhenUsed="0"/>
-    <w:lsdException w:name="Light Shading Accent 3" w:semiHidden="0" w:uiPriority="60" w:unhideWhenUsed="0"/>
-    <w:lsdException w:name="Light List Accent 3" w:semiHidden="0" w:uiPriority="61" w:unhideWhenUsed="0"/>
-    <w:lsdException w:name="Light Grid Accent 3" w:semiHidden="0" w:uiPriority="62" w:unhideWhenUsed="0"/>
-    <w:lsdException w:name="Medium Shading 1 Accent 3" w:semiHidden="0" w:uiPriority="63" w:unhideWhenUsed="0"/>
-    <w:lsdException w:name="Medium Shading 2 Accent 3" w:semiHidden="0" w:uiPriority="64" w:unhideWhenUsed="0"/>
-    <w:lsdException w:name="Medium List 1 Accent 3" w:semiHidden="0" w:uiPriority="65" w:unhideWhenUsed="0"/>
-    <w:lsdException w:name="Medium List 2 Accent 3" w:semiHidden="0" w:uiPriority="66" w:unhideWhenUsed="0"/>
-    <w:lsdException w:name="Medium Grid 1 Accent 3" w:semiHidden="0" w:uiPriority="67" w:unhideWhenUsed="0"/>
-    <w:lsdException w:name="Medium Grid 2 Accent 3" w:semiHidden="0" w:uiPriority="68" w:unhideWhenUsed="0"/>
-    <w:lsdException w:name="Medium Grid 3 Accent 3" w:semiHidden="0" w:uiPriority="69" w:unhideWhenUsed="0"/>
-    <w:lsdException w:name="Dark List Accent 3" w:semiHidden="0" w:uiPriority="70" w:unhideWhenUsed="0"/>
-    <w:lsdException w:name="Colorful Shading Accent 3" w:semiHidden="0" w:uiPriority="71" w:unhideWhenUsed="0"/>
-    <w:lsdException w:name="Colorful List Accent 3" w:semiHidden="0" w:uiPriority="72" w:unhideWhenUsed="0"/>
-    <w:lsdException w:name="Colorful Grid Accent 3" w:semiHidden="0" w:uiPriority="73" w:unhideWhenUsed="0"/>
-    <w:lsdException w:name="Light Shading Accent 4" w:semiHidden="0" w:uiPriority="60" w:unhideWhenUsed="0"/>
-    <w:lsdException w:name="Light List Accent 4" w:semiHidden="0" w:uiPriority="61" w:unhideWhenUsed="0"/>
-    <w:lsdException w:name="Light Grid Accent 4" w:semiHidden="0" w:uiPriority="62" w:unhideWhenUsed="0"/>
-    <w:lsdException w:name="Medium Shading 1 Accent 4" w:semiHidden="0" w:uiPriority="63" w:unhideWhenUsed="0"/>
-    <w:lsdException w:name="Medium Shading 2 Accent 4" w:semiHidden="0" w:uiPriority="64" w:unhideWhenUsed="0"/>
-    <w:lsdException w:name="Medium List 1 Accent 4" w:semiHidden="0" w:uiPriority="65" w:unhideWhenUsed="0"/>
-    <w:lsdException w:name="Medium List 2 Accent 4" w:semiHidden="0" w:uiPriority="66" w:unhideWhenUsed="0"/>
-    <w:lsdException w:name="Medium Grid 1 Accent 4" w:semiHidden="0" w:uiPriority="67" w:unhideWhenUsed="0"/>
-    <w:lsdException w:name="Medium Grid 2 Accent 4" w:semiHidden="0" w:uiPriority="68" w:unhideWhenUsed="0"/>
-    <w:lsdException w:name="Medium Grid 3 Accent 4" w:semiHidden="0" w:uiPriority="69" w:unhideWhenUsed="0"/>
-    <w:lsdException w:name="Dark List Accent 4" w:semiHidden="0" w:uiPriority="70" w:unhideWhenUsed="0"/>
-    <w:lsdException w:name="Colorful Shading Accent 4" w:semiHidden="0" w:uiPriority="71" w:unhideWhenUsed="0"/>
-    <w:lsdException w:name="Colorful List Accent 4" w:semiHidden="0" w:uiPriority="72" w:unhideWhenUsed="0"/>
-    <w:lsdException w:name="Colorful Grid Accent 4" w:semiHidden="0" w:uiPriority="73" w:unhideWhenUsed="0"/>
-    <w:lsdException w:name="Light Shading Accent 5" w:semiHidden="0" w:uiPriority="60" w:unhideWhenUsed="0"/>
-    <w:lsdException w:name="Light List Accent 5" w:semiHidden="0" w:uiPriority="61" w:unhideWhenUsed="0"/>
-    <w:lsdException w:name="Light Grid Accent 5" w:semiHidden="0" w:uiPriority="62" w:unhideWhenUsed="0"/>
-    <w:lsdException w:name="Medium Shading 1 Accent 5" w:semiHidden="0" w:uiPriority="63" w:unhideWhenUsed="0"/>
-    <w:lsdException w:name="Medium Shading 2 Accent 5" w:semiHidden="0" w:uiPriority="64" w:unhideWhenUsed="0"/>
-    <w:lsdException w:name="Medium List 1 Accent 5" w:semiHidden="0" w:uiPriority="65" w:unhideWhenUsed="0"/>
-    <w:lsdException w:name="Medium List 2 Accent 5" w:semiHidden="0" w:uiPriority="66" w:unhideWhenUsed="0"/>
-    <w:lsdException w:name="Medium Grid 1 Accent 5" w:semiHidden="0" w:uiPriority="67" w:unhideWhenUsed="0"/>
-    <w:lsdException w:name="Medium Grid 2 Accent 5" w:semiHidden="0" w:uiPriority="68" w:unhideWhenUsed="0"/>
-    <w:lsdException w:name="Medium Grid 3 Accent 5" w:semiHidden="0" w:uiPriority="69" w:unhideWhenUsed="0"/>
-    <w:lsdException w:name="Dark List Accent 5" w:semiHidden="0" w:uiPriority="70" w:unhideWhenUsed="0"/>
-    <w:lsdException w:name="Colorful Shading Accent 5" w:semiHidden="0" w:uiPriority="71" w:unhideWhenUsed="0"/>
-    <w:lsdException w:name="Colorful List Accent 5" w:semiHidden="0" w:uiPriority="72" w:unhideWhenUsed="0"/>
-    <w:lsdException w:name="Colorful Grid Accent 5" w:semiHidden="0" w:uiPriority="73" w:unhideWhenUsed="0"/>
-    <w:lsdException w:name="Light Shading Accent 6" w:semiHidden="0" w:uiPriority="60" w:unhideWhenUsed="0"/>
-    <w:lsdException w:name="Light List Accent 6" w:semiHidden="0" w:uiPriority="61" w:unhideWhenUsed="0"/>
-    <w:lsdException w:name="Light Grid Accent 6" w:semiHidden="0" w:uiPriority="62" w:unhideWhenUsed="0"/>
-    <w:lsdException w:name="Medium Shading 1 Accent 6" w:semiHidden="0" w:uiPriority="63" w:unhideWhenUsed="0"/>
-    <w:lsdException w:name="Medium Shading 2 Accent 6" w:semiHidden="0" w:uiPriority="64" w:unhideWhenUsed="0"/>
-    <w:lsdException w:name="Medium List 1 Accent 6" w:semiHidden="0" w:uiPriority="65" w:unhideWhenUsed="0"/>
-    <w:lsdException w:name="Medium List 2 Accent 6" w:semiHidden="0" w:uiPriority="66" w:unhideWhenUsed="0"/>
-    <w:lsdException w:name="Medium Grid 1 Accent 6" w:semiHidden="0" w:uiPriority="67" w:unhideWhenUsed="0"/>
-    <w:lsdException w:name="Medium Grid 2 Accent 6" w:semiHidden="0" w:uiPriority="68" w:unhideWhenUsed="0"/>
-    <w:lsdException w:name="Medium Grid 3 Accent 6" w:semiHidden="0" w:uiPriority="69" w:unhideWhenUsed="0"/>
-    <w:lsdException w:name="Dark List Accent 6" w:semiHidden="0" w:uiPriority="70" w:unhideWhenUsed="0"/>
-    <w:lsdException w:name="Colorful Shading Accent 6" w:semiHidden="0" w:uiPriority="71" w:unhideWhenUsed="0"/>
-    <w:lsdException w:name="Colorful List Accent 6" w:semiHidden="0" w:uiPriority="72" w:unhideWhenUsed="0"/>
-    <w:lsdException w:name="Colorful Grid Accent 6" w:semiHidden="0" w:uiPriority="73" w:unhideWhenUsed="0"/>
-    <w:lsdException w:name="Subtle Emphasis" w:semiHidden="0" w:uiPriority="19" w:unhideWhenUsed="0" w:qFormat="1"/>
-    <w:lsdException w:name="Intense Emphasis" w:semiHidden="0" w:uiPriority="21" w:unhideWhenUsed="0" w:qFormat="1"/>
-    <w:lsdException w:name="Subtle Reference" w:semiHidden="0" w:uiPriority="31" w:unhideWhenUsed="0" w:qFormat="1"/>
-    <w:lsdException w:name="Intense Reference" w:semiHidden="0" w:uiPriority="32" w:unhideWhenUsed="0" w:qFormat="1"/>
-    <w:lsdException w:name="Book Title" w:semiHidden="0" w:uiPriority="33" w:unhideWhenUsed="0" w:qFormat="1"/>
-    <w:lsdException w:name="Bibliography" w:uiPriority="37"/>
-    <w:lsdException w:name="TOC Heading" w:uiPriority="39" w:qFormat="1"/>
+  <w:latentStyles w:defLockedState="0" w:defUIPriority="99" w:defSemiHidden="0" w:defUnhideWhenUsed="0" w:defQFormat="0" w:count="376">
+    <w:lsdException w:name="Normal" w:uiPriority="0" w:qFormat="1"/>
+    <w:lsdException w:name="heading 1" w:uiPriority="9" w:qFormat="1"/>
+    <w:lsdException w:name="heading 2" w:semiHidden="1" w:uiPriority="9" w:unhideWhenUsed="1" w:qFormat="1"/>
+    <w:lsdException w:name="heading 3" w:semiHidden="1" w:uiPriority="9" w:unhideWhenUsed="1" w:qFormat="1"/>
+    <w:lsdException w:name="heading 4" w:semiHidden="1" w:uiPriority="9" w:unhideWhenUsed="1" w:qFormat="1"/>
+    <w:lsdException w:name="heading 5" w:semiHidden="1" w:uiPriority="9" w:unhideWhenUsed="1" w:qFormat="1"/>
+    <w:lsdException w:name="heading 6" w:semiHidden="1" w:uiPriority="9" w:unhideWhenUsed="1" w:qFormat="1"/>
+    <w:lsdException w:name="heading 7" w:semiHidden="1" w:uiPriority="9" w:unhideWhenUsed="1" w:qFormat="1"/>
+    <w:lsdException w:name="heading 8" w:semiHidden="1" w:uiPriority="9" w:unhideWhenUsed="1" w:qFormat="1"/>
+    <w:lsdException w:name="heading 9" w:semiHidden="1" w:uiPriority="9" w:unhideWhenUsed="1" w:qFormat="1"/>
+    <w:lsdException w:name="index 1" w:semiHidden="1" w:unhideWhenUsed="1"/>
+    <w:lsdException w:name="index 2" w:semiHidden="1" w:unhideWhenUsed="1"/>
+    <w:lsdException w:name="index 3" w:semiHidden="1" w:unhideWhenUsed="1"/>
+    <w:lsdException w:name="index 4" w:semiHidden="1" w:unhideWhenUsed="1"/>
+    <w:lsdException w:name="index 5" w:semiHidden="1" w:unhideWhenUsed="1"/>
+    <w:lsdException w:name="index 6" w:semiHidden="1" w:unhideWhenUsed="1"/>
+    <w:lsdException w:name="index 7" w:semiHidden="1" w:unhideWhenUsed="1"/>
+    <w:lsdException w:name="index 8" w:semiHidden="1" w:unhideWhenUsed="1"/>
+    <w:lsdException w:name="index 9" w:semiHidden="1" w:unhideWhenUsed="1"/>
+    <w:lsdException w:name="toc 1" w:semiHidden="1" w:uiPriority="39" w:unhideWhenUsed="1"/>
+    <w:lsdException w:name="toc 2" w:semiHidden="1" w:uiPriority="39" w:unhideWhenUsed="1"/>
+    <w:lsdException w:name="toc 3" w:semiHidden="1" w:uiPriority="39" w:unhideWhenUsed="1"/>
+    <w:lsdException w:name="toc 4" w:semiHidden="1" w:uiPriority="39" w:unhideWhenUsed="1"/>
+    <w:lsdException w:name="toc 5" w:semiHidden="1" w:uiPriority="39" w:unhideWhenUsed="1"/>
+    <w:lsdException w:name="toc 6" w:semiHidden="1" w:uiPriority="39" w:unhideWhenUsed="1"/>
+    <w:lsdException w:name="toc 7" w:semiHidden="1" w:uiPriority="39" w:unhideWhenUsed="1"/>
+    <w:lsdException w:name="toc 8" w:semiHidden="1" w:uiPriority="39" w:unhideWhenUsed="1"/>
+    <w:lsdException w:name="toc 9" w:semiHidden="1" w:uiPriority="39" w:unhideWhenUsed="1"/>
+    <w:lsdException w:name="Normal Indent" w:semiHidden="1" w:unhideWhenUsed="1"/>
+    <w:lsdException w:name="footnote text" w:semiHidden="1" w:unhideWhenUsed="1"/>
+    <w:lsdException w:name="annotation text" w:semiHidden="1" w:unhideWhenUsed="1"/>
+    <w:lsdException w:name="header" w:semiHidden="1" w:unhideWhenUsed="1"/>
+    <w:lsdException w:name="footer" w:semiHidden="1" w:unhideWhenUsed="1"/>
+    <w:lsdException w:name="index heading" w:semiHidden="1" w:unhideWhenUsed="1"/>
+    <w:lsdException w:name="caption" w:semiHidden="1" w:uiPriority="35" w:unhideWhenUsed="1" w:qFormat="1"/>
+    <w:lsdException w:name="table of figures" w:semiHidden="1" w:unhideWhenUsed="1"/>
+    <w:lsdException w:name="envelope address" w:semiHidden="1" w:unhideWhenUsed="1"/>
+    <w:lsdException w:name="envelope return" w:semiHidden="1" w:unhideWhenUsed="1"/>
+    <w:lsdException w:name="footnote reference" w:semiHidden="1" w:unhideWhenUsed="1"/>
+    <w:lsdException w:name="annotation reference" w:semiHidden="1" w:unhideWhenUsed="1"/>
+    <w:lsdException w:name="line number" w:semiHidden="1" w:unhideWhenUsed="1"/>
+    <w:lsdException w:name="page number" w:semiHidden="1" w:unhideWhenUsed="1"/>
+    <w:lsdException w:name="endnote reference" w:semiHidden="1" w:unhideWhenUsed="1"/>
+    <w:lsdException w:name="endnote text" w:semiHidden="1" w:unhideWhenUsed="1"/>
+    <w:lsdException w:name="table of authorities" w:semiHidden="1" w:unhideWhenUsed="1"/>
+    <w:lsdException w:name="macro" w:semiHidden="1" w:unhideWhenUsed="1"/>
+    <w:lsdException w:name="toa heading" w:semiHidden="1" w:unhideWhenUsed="1"/>
+    <w:lsdException w:name="List" w:semiHidden="1" w:unhideWhenUsed="1"/>
+    <w:lsdException w:name="List Bullet" w:semiHidden="1" w:unhideWhenUsed="1"/>
+    <w:lsdException w:name="List Number" w:semiHidden="1" w:unhideWhenUsed="1"/>
+    <w:lsdException w:name="List 2" w:semiHidden="1" w:unhideWhenUsed="1"/>
+    <w:lsdException w:name="List 3" w:semiHidden="1" w:unhideWhenUsed="1"/>
+    <w:lsdException w:name="List 4" w:semiHidden="1" w:unhideWhenUsed="1"/>
+    <w:lsdException w:name="List 5" w:semiHidden="1" w:unhideWhenUsed="1"/>
+    <w:lsdException w:name="List Bullet 2" w:semiHidden="1" w:unhideWhenUsed="1"/>
+    <w:lsdException w:name="List Bullet 3" w:semiHidden="1" w:unhideWhenUsed="1"/>
+    <w:lsdException w:name="List Bullet 4" w:semiHidden="1" w:unhideWhenUsed="1"/>
+    <w:lsdException w:name="List Bullet 5" w:semiHidden="1" w:unhideWhenUsed="1"/>
+    <w:lsdException w:name="List Number 2" w:semiHidden="1" w:unhideWhenUsed="1"/>
+    <w:lsdException w:name="List Number 3" w:semiHidden="1" w:unhideWhenUsed="1"/>
+    <w:lsdException w:name="List Number 4" w:semiHidden="1" w:unhideWhenUsed="1"/>
+    <w:lsdException w:name="List Number 5" w:semiHidden="1" w:unhideWhenUsed="1"/>
+    <w:lsdException w:name="Title" w:uiPriority="10" w:qFormat="1"/>
+    <w:lsdException w:name="Closing" w:semiHidden="1" w:unhideWhenUsed="1"/>
+    <w:lsdException w:name="Signature" w:semiHidden="1" w:unhideWhenUsed="1"/>
+    <w:lsdException w:name="Default Paragraph Font" w:semiHidden="1" w:uiPriority="1" w:unhideWhenUsed="1"/>
+    <w:lsdException w:name="Body Text" w:semiHidden="1" w:unhideWhenUsed="1"/>
+    <w:lsdException w:name="Body Text Indent" w:semiHidden="1" w:unhideWhenUsed="1"/>
+    <w:lsdException w:name="List Continue" w:semiHidden="1" w:unhideWhenUsed="1"/>
+    <w:lsdException w:name="List Continue 2" w:semiHidden="1" w:unhideWhenUsed="1"/>
+    <w:lsdException w:name="List Continue 3" w:semiHidden="1" w:unhideWhenUsed="1"/>
+    <w:lsdException w:name="List Continue 4" w:semiHidden="1" w:unhideWhenUsed="1"/>
+    <w:lsdException w:name="List Continue 5" w:semiHidden="1" w:unhideWhenUsed="1"/>
+    <w:lsdException w:name="Message Header" w:semiHidden="1" w:unhideWhenUsed="1"/>
+    <w:lsdException w:name="Subtitle" w:uiPriority="11" w:qFormat="1"/>
+    <w:lsdException w:name="Salutation" w:semiHidden="1" w:unhideWhenUsed="1"/>
+    <w:lsdException w:name="Date" w:semiHidden="1" w:unhideWhenUsed="1"/>
+    <w:lsdException w:name="Body Text First Indent" w:semiHidden="1" w:unhideWhenUsed="1"/>
+    <w:lsdException w:name="Body Text First Indent 2" w:semiHidden="1" w:unhideWhenUsed="1"/>
+    <w:lsdException w:name="Note Heading" w:semiHidden="1" w:unhideWhenUsed="1"/>
+    <w:lsdException w:name="Body Text 2" w:semiHidden="1" w:unhideWhenUsed="1"/>
+    <w:lsdException w:name="Body Text 3" w:semiHidden="1" w:unhideWhenUsed="1"/>
+    <w:lsdException w:name="Body Text Indent 2" w:semiHidden="1" w:unhideWhenUsed="1"/>
+    <w:lsdException w:name="Body Text Indent 3" w:semiHidden="1" w:unhideWhenUsed="1"/>
+    <w:lsdException w:name="Block Text" w:semiHidden="1" w:unhideWhenUsed="1"/>
+    <w:lsdException w:name="Hyperlink" w:semiHidden="1" w:unhideWhenUsed="1"/>
+    <w:lsdException w:name="FollowedHyperlink" w:semiHidden="1" w:unhideWhenUsed="1"/>
+    <w:lsdException w:name="Strong" w:uiPriority="22" w:qFormat="1"/>
+    <w:lsdException w:name="Emphasis" w:uiPriority="20" w:qFormat="1"/>
+    <w:lsdException w:name="Document Map" w:semiHidden="1" w:unhideWhenUsed="1"/>
+    <w:lsdException w:name="Plain Text" w:semiHidden="1" w:unhideWhenUsed="1"/>
+    <w:lsdException w:name="E-mail Signature" w:semiHidden="1" w:unhideWhenUsed="1"/>
+    <w:lsdException w:name="HTML Top of Form" w:semiHidden="1" w:unhideWhenUsed="1"/>
+    <w:lsdException w:name="HTML Bottom of Form" w:semiHidden="1" w:unhideWhenUsed="1"/>
+    <w:lsdException w:name="Normal (Web)" w:semiHidden="1" w:unhideWhenUsed="1"/>
+    <w:lsdException w:name="HTML Acronym" w:semiHidden="1" w:unhideWhenUsed="1"/>
+    <w:lsdException w:name="HTML Address" w:semiHidden="1" w:unhideWhenUsed="1"/>
+    <w:lsdException w:name="HTML Cite" w:semiHidden="1" w:unhideWhenUsed="1"/>
+    <w:lsdException w:name="HTML Code" w:semiHidden="1" w:unhideWhenUsed="1"/>
+    <w:lsdException w:name="HTML Definition" w:semiHidden="1" w:unhideWhenUsed="1"/>
+    <w:lsdException w:name="HTML Keyboard" w:semiHidden="1" w:unhideWhenUsed="1"/>
+    <w:lsdException w:name="HTML Preformatted" w:semiHidden="1" w:unhideWhenUsed="1"/>
+    <w:lsdException w:name="HTML Sample" w:semiHidden="1" w:unhideWhenUsed="1"/>
+    <w:lsdException w:name="HTML Typewriter" w:semiHidden="1" w:unhideWhenUsed="1"/>
+    <w:lsdException w:name="HTML Variable" w:semiHidden="1" w:unhideWhenUsed="1"/>
+    <w:lsdException w:name="Normal Table" w:semiHidden="1" w:unhideWhenUsed="1"/>
+    <w:lsdException w:name="annotation subject" w:semiHidden="1" w:unhideWhenUsed="1"/>
+    <w:lsdException w:name="No List" w:semiHidden="1" w:unhideWhenUsed="1"/>
+    <w:lsdException w:name="Outline List 1" w:semiHidden="1" w:unhideWhenUsed="1"/>
+    <w:lsdException w:name="Outline List 2" w:semiHidden="1" w:unhideWhenUsed="1"/>
+    <w:lsdException w:name="Outline List 3" w:semiHidden="1" w:unhideWhenUsed="1"/>
+    <w:lsdException w:name="Table Simple 1" w:semiHidden="1" w:unhideWhenUsed="1"/>
+    <w:lsdException w:name="Table Simple 2" w:semiHidden="1" w:unhideWhenUsed="1"/>
+    <w:lsdException w:name="Table Simple 3" w:semiHidden="1" w:unhideWhenUsed="1"/>
+    <w:lsdException w:name="Table Classic 1" w:semiHidden="1" w:unhideWhenUsed="1"/>
+    <w:lsdException w:name="Table Classic 2" w:semiHidden="1" w:unhideWhenUsed="1"/>
+    <w:lsdException w:name="Table Classic 3" w:semiHidden="1" w:unhideWhenUsed="1"/>
+    <w:lsdException w:name="Table Classic 4" w:semiHidden="1" w:unhideWhenUsed="1"/>
+    <w:lsdException w:name="Table Colorful 1" w:semiHidden="1" w:unhideWhenUsed="1"/>
+    <w:lsdException w:name="Table Colorful 2" w:semiHidden="1" w:unhideWhenUsed="1"/>
+    <w:lsdException w:name="Table Colorful 3" w:semiHidden="1" w:unhideWhenUsed="1"/>
+    <w:lsdException w:name="Table Columns 1" w:semiHidden="1" w:unhideWhenUsed="1"/>
+    <w:lsdException w:name="Table Columns 2" w:semiHidden="1" w:unhideWhenUsed="1"/>
+    <w:lsdException w:name="Table Columns 3" w:semiHidden="1" w:unhideWhenUsed="1"/>
+    <w:lsdException w:name="Table Columns 4" w:semiHidden="1" w:unhideWhenUsed="1"/>
+    <w:lsdException w:name="Table Columns 5" w:semiHidden="1" w:unhideWhenUsed="1"/>
+    <w:lsdException w:name="Table Grid 1" w:semiHidden="1" w:unhideWhenUsed="1"/>
+    <w:lsdException w:name="Table Grid 2" w:semiHidden="1" w:unhideWhenUsed="1"/>
+    <w:lsdException w:name="Table Grid 3" w:semiHidden="1" w:unhideWhenUsed="1"/>
+    <w:lsdException w:name="Table Grid 4" w:semiHidden="1" w:unhideWhenUsed="1"/>
+    <w:lsdException w:name="Table Grid 5" w:semiHidden="1" w:unhideWhenUsed="1"/>
+    <w:lsdException w:name="Table Grid 6" w:semiHidden="1" w:unhideWhenUsed="1"/>
+    <w:lsdException w:name="Table Grid 7" w:semiHidden="1" w:unhideWhenUsed="1"/>
+    <w:lsdException w:name="Table Grid 8" w:semiHidden="1" w:unhideWhenUsed="1"/>
+    <w:lsdException w:name="Table List 1" w:semiHidden="1" w:unhideWhenUsed="1"/>
+    <w:lsdException w:name="Table List 2" w:semiHidden="1" w:unhideWhenUsed="1"/>
+    <w:lsdException w:name="Table List 3" w:semiHidden="1" w:unhideWhenUsed="1"/>
+    <w:lsdException w:name="Table List 4" w:semiHidden="1" w:unhideWhenUsed="1"/>
+    <w:lsdException w:name="Table List 5" w:semiHidden="1" w:unhideWhenUsed="1"/>
+    <w:lsdException w:name="Table List 6" w:semiHidden="1" w:unhideWhenUsed="1"/>
+    <w:lsdException w:name="Table List 7" w:semiHidden="1" w:unhideWhenUsed="1"/>
+    <w:lsdException w:name="Table List 8" w:semiHidden="1" w:unhideWhenUsed="1"/>
+    <w:lsdException w:name="Table 3D effects 1" w:semiHidden="1" w:unhideWhenUsed="1"/>
+    <w:lsdException w:name="Table 3D effects 2" w:semiHidden="1" w:unhideWhenUsed="1"/>
+    <w:lsdException w:name="Table 3D effects 3" w:semiHidden="1" w:unhideWhenUsed="1"/>
+    <w:lsdException w:name="Table Contemporary" w:semiHidden="1" w:unhideWhenUsed="1"/>
+    <w:lsdException w:name="Table Elegant" w:semiHidden="1" w:unhideWhenUsed="1"/>
+    <w:lsdException w:name="Table Professional" w:semiHidden="1" w:unhideWhenUsed="1"/>
+    <w:lsdException w:name="Table Subtle 1" w:semiHidden="1" w:unhideWhenUsed="1"/>
+    <w:lsdException w:name="Table Subtle 2" w:semiHidden="1" w:unhideWhenUsed="1"/>
+    <w:lsdException w:name="Table Web 1" w:semiHidden="1" w:unhideWhenUsed="1"/>
+    <w:lsdException w:name="Table Web 2" w:semiHidden="1" w:unhideWhenUsed="1"/>
+    <w:lsdException w:name="Table Web 3" w:semiHidden="1" w:unhideWhenUsed="1"/>
+    <w:lsdException w:name="Balloon Text" w:semiHidden="1" w:unhideWhenUsed="1"/>
+    <w:lsdException w:name="Table Grid" w:uiPriority="59"/>
+    <w:lsdException w:name="Table Theme" w:semiHidden="1" w:unhideWhenUsed="1"/>
+    <w:lsdException w:name="Placeholder Text" w:semiHidden="1"/>
+    <w:lsdException w:name="No Spacing" w:uiPriority="1" w:qFormat="1"/>
+    <w:lsdException w:name="Light Shading" w:uiPriority="60"/>
+    <w:lsdException w:name="Light List" w:uiPriority="61"/>
+    <w:lsdException w:name="Light Grid" w:uiPriority="62"/>
+    <w:lsdException w:name="Medium Shading 1" w:uiPriority="63"/>
+    <w:lsdException w:name="Medium Shading 2" w:uiPriority="64"/>
+    <w:lsdException w:name="Medium List 1" w:uiPriority="65"/>
+    <w:lsdException w:name="Medium List 2" w:uiPriority="66"/>
+    <w:lsdException w:name="Medium Grid 1" w:uiPriority="67"/>
+    <w:lsdException w:name="Medium Grid 2" w:uiPriority="68"/>
+    <w:lsdException w:name="Medium Grid 3" w:uiPriority="69"/>
+    <w:lsdException w:name="Dark List" w:uiPriority="70"/>
+    <w:lsdException w:name="Colorful Shading" w:uiPriority="71"/>
+    <w:lsdException w:name="Colorful List" w:uiPriority="72"/>
+    <w:lsdException w:name="Colorful Grid" w:uiPriority="73"/>
+    <w:lsdException w:name="Light Shading Accent 1" w:uiPriority="60"/>
+    <w:lsdException w:name="Light List Accent 1" w:uiPriority="61"/>
+    <w:lsdException w:name="Light Grid Accent 1" w:uiPriority="62"/>
+    <w:lsdException w:name="Medium Shading 1 Accent 1" w:uiPriority="63"/>
+    <w:lsdException w:name="Medium Shading 2 Accent 1" w:uiPriority="64"/>
+    <w:lsdException w:name="Medium List 1 Accent 1" w:uiPriority="65"/>
+    <w:lsdException w:name="Revision" w:semiHidden="1"/>
+    <w:lsdException w:name="List Paragraph" w:uiPriority="34" w:qFormat="1"/>
+    <w:lsdException w:name="Quote" w:uiPriority="29" w:qFormat="1"/>
+    <w:lsdException w:name="Intense Quote" w:uiPriority="30" w:qFormat="1"/>
+    <w:lsdException w:name="Medium List 2 Accent 1" w:uiPriority="66"/>
+    <w:lsdException w:name="Medium Grid 1 Accent 1" w:uiPriority="67"/>
+    <w:lsdException w:name="Medium Grid 2 Accent 1" w:uiPriority="68"/>
+    <w:lsdException w:name="Medium Grid 3 Accent 1" w:uiPriority="69"/>
+    <w:lsdException w:name="Dark List Accent 1" w:uiPriority="70"/>
+    <w:lsdException w:name="Colorful Shading Accent 1" w:uiPriority="71"/>
+    <w:lsdException w:name="Colorful List Accent 1" w:uiPriority="72"/>
+    <w:lsdException w:name="Colorful Grid Accent 1" w:uiPriority="73"/>
+    <w:lsdException w:name="Light Shading Accent 2" w:uiPriority="60"/>
+    <w:lsdException w:name="Light List Accent 2" w:uiPriority="61"/>
+    <w:lsdException w:name="Light Grid Accent 2" w:uiPriority="62"/>
+    <w:lsdException w:name="Medium Shading 1 Accent 2" w:uiPriority="63"/>
+    <w:lsdException w:name="Medium Shading 2 Accent 2" w:uiPriority="64"/>
+    <w:lsdException w:name="Medium List 1 Accent 2" w:uiPriority="65"/>
+    <w:lsdException w:name="Medium List 2 Accent 2" w:uiPriority="66"/>
+    <w:lsdException w:name="Medium Grid 1 Accent 2" w:uiPriority="67"/>
+    <w:lsdException w:name="Medium Grid 2 Accent 2" w:uiPriority="68"/>
+    <w:lsdException w:name="Medium Grid 3 Accent 2" w:uiPriority="69"/>
+    <w:lsdException w:name="Dark List Accent 2" w:uiPriority="70"/>
+    <w:lsdException w:name="Colorful Shading Accent 2" w:uiPriority="71"/>
+    <w:lsdException w:name="Colorful List Accent 2" w:uiPriority="72"/>
+    <w:lsdException w:name="Colorful Grid Accent 2" w:uiPriority="73"/>
+    <w:lsdException w:name="Light Shading Accent 3" w:uiPriority="60"/>
+    <w:lsdException w:name="Light List Accent 3" w:uiPriority="61"/>
+    <w:lsdException w:name="Light Grid Accent 3" w:uiPriority="62"/>
+    <w:lsdException w:name="Medium Shading 1 Accent 3" w:uiPriority="63"/>
+    <w:lsdException w:name="Medium Shading 2 Accent 3" w:uiPriority="64"/>
+    <w:lsdException w:name="Medium List 1 Accent 3" w:uiPriority="65"/>
+    <w:lsdException w:name="Medium List 2 Accent 3" w:uiPriority="66"/>
+    <w:lsdException w:name="Medium Grid 1 Accent 3" w:uiPriority="67"/>
+    <w:lsdException w:name="Medium Grid 2 Accent 3" w:uiPriority="68"/>
+    <w:lsdException w:name="Medium Grid 3 Accent 3" w:uiPriority="69"/>
+    <w:lsdException w:name="Dark List Accent 3" w:uiPriority="70"/>
+    <w:lsdException w:name="Colorful Shading Accent 3" w:uiPriority="71"/>
+    <w:lsdException w:name="Colorful List Accent 3" w:uiPriority="72"/>
+    <w:lsdException w:name="Colorful Grid Accent 3" w:uiPriority="73"/>
+    <w:lsdException w:name="Light Shading Accent 4" w:uiPriority="60"/>
+    <w:lsdException w:name="Light List Accent 4" w:uiPriority="61"/>
+    <w:lsdException w:name="Light Grid Accent 4" w:uiPriority="62"/>
+    <w:lsdException w:name="Medium Shading 1 Accent 4" w:uiPriority="63"/>
+    <w:lsdException w:name="Medium Shading 2 Accent 4" w:uiPriority="64"/>
+    <w:lsdException w:name="Medium List 1 Accent 4" w:uiPriority="65"/>
+    <w:lsdException w:name="Medium List 2 Accent 4" w:uiPriority="66"/>
+    <w:lsdException w:name="Medium Grid 1 Accent 4" w:uiPriority="67"/>
+    <w:lsdException w:name="Medium Grid 2 Accent 4" w:uiPriority="68"/>
+    <w:lsdException w:name="Medium Grid 3 Accent 4" w:uiPriority="69"/>
+    <w:lsdException w:name="Dark List Accent 4" w:uiPriority="70"/>
+    <w:lsdException w:name="Colorful Shading Accent 4" w:uiPriority="71"/>
+    <w:lsdException w:name="Colorful List Accent 4" w:uiPriority="72"/>
+    <w:lsdException w:name="Colorful Grid Accent 4" w:uiPriority="73"/>
+    <w:lsdException w:name="Light Shading Accent 5" w:uiPriority="60"/>
+    <w:lsdException w:name="Light List Accent 5" w:uiPriority="61"/>
+    <w:lsdException w:name="Light Grid Accent 5" w:uiPriority="62"/>
+    <w:lsdException w:name="Medium Shading 1 Accent 5" w:uiPriority="63"/>
+    <w:lsdException w:name="Medium Shading 2 Accent 5" w:uiPriority="64"/>
+    <w:lsdException w:name="Medium List 1 Accent 5" w:uiPriority="65"/>
+    <w:lsdException w:name="Medium List 2 Accent 5" w:uiPriority="66"/>
+    <w:lsdException w:name="Medium Grid 1 Accent 5" w:uiPriority="67"/>
+    <w:lsdException w:name="Medium Grid 2 Accent 5" w:uiPriority="68"/>
+    <w:lsdException w:name="Medium Grid 3 Accent 5" w:uiPriority="69"/>
+    <w:lsdException w:name="Dark List Accent 5" w:uiPriority="70"/>
+    <w:lsdException w:name="Colorful Shading Accent 5" w:uiPriority="71"/>
+    <w:lsdException w:name="Colorful List Accent 5" w:uiPriority="72"/>
+    <w:lsdException w:name="Colorful Grid Accent 5" w:uiPriority="73"/>
+    <w:lsdException w:name="Light Shading Accent 6" w:uiPriority="60"/>
+    <w:lsdException w:name="Light List Accent 6" w:uiPriority="61"/>
+    <w:lsdException w:name="Light Grid Accent 6" w:uiPriority="62"/>
+    <w:lsdException w:name="Medium Shading 1 Accent 6" w:uiPriority="63"/>
+    <w:lsdException w:name="Medium Shading 2 Accent 6" w:uiPriority="64"/>
+    <w:lsdException w:name="Medium List 1 Accent 6" w:uiPriority="65"/>
+    <w:lsdException w:name="Medium List 2 Accent 6" w:uiPriority="66"/>
+    <w:lsdException w:name="Medium Grid 1 Accent 6" w:uiPriority="67"/>
+    <w:lsdException w:name="Medium Grid 2 Accent 6" w:uiPriority="68"/>
+    <w:lsdException w:name="Medium Grid 3 Accent 6" w:uiPriority="69"/>
+    <w:lsdException w:name="Dark List Accent 6" w:uiPriority="70"/>
+    <w:lsdException w:name="Colorful Shading Accent 6" w:uiPriority="71"/>
+    <w:lsdException w:name="Colorful List Accent 6" w:uiPriority="72"/>
+    <w:lsdException w:name="Colorful Grid Accent 6" w:uiPriority="73"/>
+    <w:lsdException w:name="Subtle Emphasis" w:uiPriority="19" w:qFormat="1"/>
+    <w:lsdException w:name="Intense Emphasis" w:uiPriority="21" w:qFormat="1"/>
+    <w:lsdException w:name="Subtle Reference" w:uiPriority="31" w:qFormat="1"/>
+    <w:lsdException w:name="Intense Reference" w:uiPriority="32" w:qFormat="1"/>
+    <w:lsdException w:name="Book Title" w:uiPriority="33" w:qFormat="1"/>
+    <w:lsdException w:name="Bibliography" w:semiHidden="1" w:uiPriority="37" w:unhideWhenUsed="1"/>
+    <w:lsdException w:name="TOC Heading" w:semiHidden="1" w:uiPriority="39" w:unhideWhenUsed="1" w:qFormat="1"/>
+    <w:lsdException w:name="Plain Table 1" w:uiPriority="41"/>
+    <w:lsdException w:name="Plain Table 2" w:uiPriority="42"/>
+    <w:lsdException w:name="Plain Table 3" w:uiPriority="43"/>
+    <w:lsdException w:name="Plain Table 4" w:uiPriority="44"/>
+    <w:lsdException w:name="Plain Table 5" w:uiPriority="45"/>
+    <w:lsdException w:name="Grid Table Light" w:uiPriority="40"/>
+    <w:lsdException w:name="Grid Table 1 Light" w:uiPriority="46"/>
+    <w:lsdException w:name="Grid Table 2" w:uiPriority="47"/>
+    <w:lsdException w:name="Grid Table 3" w:uiPriority="48"/>
+    <w:lsdException w:name="Grid Table 4" w:uiPriority="49"/>
+    <w:lsdException w:name="Grid Table 5 Dark" w:uiPriority="50"/>
+    <w:lsdException w:name="Grid Table 6 Colorful" w:uiPriority="51"/>
+    <w:lsdException w:name="Grid Table 7 Colorful" w:uiPriority="52"/>
+    <w:lsdException w:name="Grid Table 1 Light Accent 1" w:uiPriority="46"/>
+    <w:lsdException w:name="Grid Table 2 Accent 1" w:uiPriority="47"/>
+    <w:lsdException w:name="Grid Table 3 Accent 1" w:uiPriority="48"/>
+    <w:lsdException w:name="Grid Table 4 Accent 1" w:uiPriority="49"/>
+    <w:lsdException w:name="Grid Table 5 Dark Accent 1" w:uiPriority="50"/>
+    <w:lsdException w:name="Grid Table 6 Colorful Accent 1" w:uiPriority="51"/>
+    <w:lsdException w:name="Grid Table 7 Colorful Accent 1" w:uiPriority="52"/>
+    <w:lsdException w:name="Grid Table 1 Light Accent 2" w:uiPriority="46"/>
+    <w:lsdException w:name="Grid Table 2 Accent 2" w:uiPriority="47"/>
+    <w:lsdException w:name="Grid Table 3 Accent 2" w:uiPriority="48"/>
+    <w:lsdException w:name="Grid Table 4 Accent 2" w:uiPriority="49"/>
+    <w:lsdException w:name="Grid Table 5 Dark Accent 2" w:uiPriority="50"/>
+    <w:lsdException w:name="Grid Table 6 Colorful Accent 2" w:uiPriority="51"/>
+    <w:lsdException w:name="Grid Table 7 Colorful Accent 2" w:uiPriority="52"/>
+    <w:lsdException w:name="Grid Table 1 Light Accent 3" w:uiPriority="46"/>
+    <w:lsdException w:name="Grid Table 2 Accent 3" w:uiPriority="47"/>
+    <w:lsdException w:name="Grid Table 3 Accent 3" w:uiPriority="48"/>
+    <w:lsdException w:name="Grid Table 4 Accent 3" w:uiPriority="49"/>
+    <w:lsdException w:name="Grid Table 5 Dark Accent 3" w:uiPriority="50"/>
+    <w:lsdException w:name="Grid Table 6 Colorful Accent 3" w:uiPriority="51"/>
+    <w:lsdException w:name="Grid Table 7 Colorful Accent 3" w:uiPriority="52"/>
+    <w:lsdException w:name="Grid Table 1 Light Accent 4" w:uiPriority="46"/>
+    <w:lsdException w:name="Grid Table 2 Accent 4" w:uiPriority="47"/>
+    <w:lsdException w:name="Grid Table 3 Accent 4" w:uiPriority="48"/>
+    <w:lsdException w:name="Grid Table 4 Accent 4" w:uiPriority="49"/>
+    <w:lsdException w:name="Grid Table 5 Dark Accent 4" w:uiPriority="50"/>
+    <w:lsdException w:name="Grid Table 6 Colorful Accent 4" w:uiPriority="51"/>
+    <w:lsdException w:name="Grid Table 7 Colorful Accent 4" w:uiPriority="52"/>
+    <w:lsdException w:name="Grid Table 1 Light Accent 5" w:uiPriority="46"/>
+    <w:lsdException w:name="Grid Table 2 Accent 5" w:uiPriority="47"/>
+    <w:lsdException w:name="Grid Table 3 Accent 5" w:uiPriority="48"/>
+    <w:lsdException w:name="Grid Table 4 Accent 5" w:uiPriority="49"/>
+    <w:lsdException w:name="Grid Table 5 Dark Accent 5" w:uiPriority="50"/>
+    <w:lsdException w:name="Grid Table 6 Colorful Accent 5" w:uiPriority="51"/>
+    <w:lsdException w:name="Grid Table 7 Colorful Accent 5" w:uiPriority="52"/>
+    <w:lsdException w:name="Grid Table 1 Light Accent 6" w:uiPriority="46"/>
+    <w:lsdException w:name="Grid Table 2 Accent 6" w:uiPriority="47"/>
+    <w:lsdException w:name="Grid Table 3 Accent 6" w:uiPriority="48"/>
+    <w:lsdException w:name="Grid Table 4 Accent 6" w:uiPriority="49"/>
+    <w:lsdException w:name="Grid Table 5 Dark Accent 6" w:uiPriority="50"/>
+    <w:lsdException w:name="Grid Table 6 Colorful Accent 6" w:uiPriority="51"/>
+    <w:lsdException w:name="Grid Table 7 Colorful Accent 6" w:uiPriority="52"/>
+    <w:lsdException w:name="List Table 1 Light" w:uiPriority="46"/>
+    <w:lsdException w:name="List Table 2" w:uiPriority="47"/>
+    <w:lsdException w:name="List Table 3" w:uiPriority="48"/>
+    <w:lsdException w:name="List Table 4" w:uiPriority="49"/>
+    <w:lsdException w:name="List Table 5 Dark" w:uiPriority="50"/>
+    <w:lsdException w:name="List Table 6 Colorful" w:uiPriority="51"/>
+    <w:lsdException w:name="List Table 7 Colorful" w:uiPriority="52"/>
+    <w:lsdException w:name="List Table 1 Light Accent 1" w:uiPriority="46"/>
+    <w:lsdException w:name="List Table 2 Accent 1" w:uiPriority="47"/>
+    <w:lsdException w:name="List Table 3 Accent 1" w:uiPriority="48"/>
+    <w:lsdException w:name="List Table 4 Accent 1" w:uiPriority="49"/>
+    <w:lsdException w:name="List Table 5 Dark Accent 1" w:uiPriority="50"/>
+    <w:lsdException w:name="List Table 6 Colorful Accent 1" w:uiPriority="51"/>
+    <w:lsdException w:name="List Table 7 Colorful Accent 1" w:uiPriority="52"/>
+    <w:lsdException w:name="List Table 1 Light Accent 2" w:uiPriority="46"/>
+    <w:lsdException w:name="List Table 2 Accent 2" w:uiPriority="47"/>
+    <w:lsdException w:name="List Table 3 Accent 2" w:uiPriority="48"/>
+    <w:lsdException w:name="List Table 4 Accent 2" w:uiPriority="49"/>
+    <w:lsdException w:name="List Table 5 Dark Accent 2" w:uiPriority="50"/>
+    <w:lsdException w:name="List Table 6 Colorful Accent 2" w:uiPriority="51"/>
+    <w:lsdException w:name="List Table 7 Colorful Accent 2" w:uiPriority="52"/>
+    <w:lsdException w:name="List Table 1 Light Accent 3" w:uiPriority="46"/>
+    <w:lsdException w:name="List Table 2 Accent 3" w:uiPriority="47"/>
+    <w:lsdException w:name="List Table 3 Accent 3" w:uiPriority="48"/>
+    <w:lsdException w:name="List Table 4 Accent 3" w:uiPriority="49"/>
+    <w:lsdException w:name="List Table 5 Dark Accent 3" w:uiPriority="50"/>
+    <w:lsdException w:name="List Table 6 Colorful Accent 3" w:uiPriority="51"/>
+    <w:lsdException w:name="List Table 7 Colorful Accent 3" w:uiPriority="52"/>
+    <w:lsdException w:name="List Table 1 Light Accent 4" w:uiPriority="46"/>
+    <w:lsdException w:name="List Table 2 Accent 4" w:uiPriority="47"/>
+    <w:lsdException w:name="List Table 3 Accent 4" w:uiPriority="48"/>
+    <w:lsdException w:name="List Table 4 Accent 4" w:uiPriority="49"/>
+    <w:lsdException w:name="List Table 5 Dark Accent 4" w:uiPriority="50"/>
+    <w:lsdException w:name="List Table 6 Colorful Accent 4" w:uiPriority="51"/>
+    <w:lsdException w:name="List Table 7 Colorful Accent 4" w:uiPriority="52"/>
+    <w:lsdException w:name="List Table 1 Light Accent 5" w:uiPriority="46"/>
+    <w:lsdException w:name="List Table 2 Accent 5" w:uiPriority="47"/>
+    <w:lsdException w:name="List Table 3 Accent 5" w:uiPriority="48"/>
+    <w:lsdException w:name="List Table 4 Accent 5" w:uiPriority="49"/>
+    <w:lsdException w:name="List Table 5 Dark Accent 5" w:uiPriority="50"/>
+    <w:lsdException w:name="List Table 6 Colorful Accent 5" w:uiPriority="51"/>
+    <w:lsdException w:name="List Table 7 Colorful Accent 5" w:uiPriority="52"/>
+    <w:lsdException w:name="List Table 1 Light Accent 6" w:uiPriority="46"/>
+    <w:lsdException w:name="List Table 2 Accent 6" w:uiPriority="47"/>
+    <w:lsdException w:name="List Table 3 Accent 6" w:uiPriority="48"/>
+    <w:lsdException w:name="List Table 4 Accent 6" w:uiPriority="49"/>
+    <w:lsdException w:name="List Table 5 Dark Accent 6" w:uiPriority="50"/>
+    <w:lsdException w:name="List Table 6 Colorful Accent 6" w:uiPriority="51"/>
+    <w:lsdException w:name="List Table 7 Colorful Accent 6" w:uiPriority="52"/>
+    <w:lsdException w:name="Mention" w:semiHidden="1" w:unhideWhenUsed="1"/>
+    <w:lsdException w:name="Smart Hyperlink" w:semiHidden="1" w:unhideWhenUsed="1"/>
+    <w:lsdException w:name="Hashtag" w:semiHidden="1" w:unhideWhenUsed="1"/>
+    <w:lsdException w:name="Unresolved Mention" w:semiHidden="1" w:unhideWhenUsed="1"/>
+    <w:lsdException w:name="Smart Link" w:semiHidden="1" w:unhideWhenUsed="1"/>
   </w:latentStyles>
   <w:style w:type="paragraph" w:default="1" w:styleId="a">
     <w:name w:val="Normal"/>
